--- a/hw6/Logistic-Regression-BuuHQ-Note.docx
+++ b/hw6/Logistic-Regression-BuuHQ-Note.docx
@@ -67,7 +67,7 @@
           <w:r>
             <w:fldChar w:fldCharType="separate"/>
           </w:r>
-          <w:hyperlink w:anchor="_Toc199946218" w:history="1">
+          <w:hyperlink w:anchor="_Toc200115899" w:history="1">
             <w:r>
               <w:rPr>
                 <w:rStyle w:val="Hyperlink"/>
@@ -106,7 +106,7 @@
               <w:rPr>
                 <w:webHidden/>
               </w:rPr>
-              <w:instrText xml:space="preserve"> PAGEREF _Toc199946218 \h </w:instrText>
+              <w:instrText xml:space="preserve"> PAGEREF _Toc200115899 \h </w:instrText>
             </w:r>
             <w:r>
               <w:rPr>
@@ -149,7 +149,7 @@
               <w14:ligatures w14:val="standardContextual"/>
             </w:rPr>
           </w:pPr>
-          <w:hyperlink w:anchor="_Toc199946219" w:history="1">
+          <w:hyperlink w:anchor="_Toc200115900" w:history="1">
             <w:r>
               <w:rPr>
                 <w:rStyle w:val="Hyperlink"/>
@@ -194,7 +194,7 @@
                 <w:noProof/>
                 <w:webHidden/>
               </w:rPr>
-              <w:instrText xml:space="preserve"> PAGEREF _Toc199946219 \h </w:instrText>
+              <w:instrText xml:space="preserve"> PAGEREF _Toc200115900 \h </w:instrText>
             </w:r>
             <w:r>
               <w:rPr>
@@ -241,7 +241,7 @@
               <w14:ligatures w14:val="standardContextual"/>
             </w:rPr>
           </w:pPr>
-          <w:hyperlink w:anchor="_Toc199946220" w:history="1">
+          <w:hyperlink w:anchor="_Toc200115901" w:history="1">
             <w:r>
               <w:rPr>
                 <w:rStyle w:val="Hyperlink"/>
@@ -309,7 +309,7 @@
                 <w:noProof/>
                 <w:webHidden/>
               </w:rPr>
-              <w:instrText xml:space="preserve"> PAGEREF _Toc199946220 \h </w:instrText>
+              <w:instrText xml:space="preserve"> PAGEREF _Toc200115901 \h </w:instrText>
             </w:r>
             <w:r>
               <w:rPr>
@@ -356,7 +356,7 @@
               <w14:ligatures w14:val="standardContextual"/>
             </w:rPr>
           </w:pPr>
-          <w:hyperlink w:anchor="_Toc199946221" w:history="1">
+          <w:hyperlink w:anchor="_Toc200115902" w:history="1">
             <w:r>
               <w:rPr>
                 <w:rStyle w:val="Hyperlink"/>
@@ -402,7 +402,7 @@
                 <w:noProof/>
                 <w:webHidden/>
               </w:rPr>
-              <w:instrText xml:space="preserve"> PAGEREF _Toc199946221 \h </w:instrText>
+              <w:instrText xml:space="preserve"> PAGEREF _Toc200115902 \h </w:instrText>
             </w:r>
             <w:r>
               <w:rPr>
@@ -449,7 +449,7 @@
               <w14:ligatures w14:val="standardContextual"/>
             </w:rPr>
           </w:pPr>
-          <w:hyperlink w:anchor="_Toc199946222" w:history="1">
+          <w:hyperlink w:anchor="_Toc200115903" w:history="1">
             <w:r>
               <w:rPr>
                 <w:rStyle w:val="Hyperlink"/>
@@ -494,7 +494,7 @@
                 <w:noProof/>
                 <w:webHidden/>
               </w:rPr>
-              <w:instrText xml:space="preserve"> PAGEREF _Toc199946222 \h </w:instrText>
+              <w:instrText xml:space="preserve"> PAGEREF _Toc200115903 \h </w:instrText>
             </w:r>
             <w:r>
               <w:rPr>
@@ -514,7 +514,7 @@
                 <w:noProof/>
                 <w:webHidden/>
               </w:rPr>
-              <w:t>2</w:t>
+              <w:t>3</w:t>
             </w:r>
             <w:r>
               <w:rPr>
@@ -541,7 +541,7 @@
               <w14:ligatures w14:val="standardContextual"/>
             </w:rPr>
           </w:pPr>
-          <w:hyperlink w:anchor="_Toc199946223" w:history="1">
+          <w:hyperlink w:anchor="_Toc200115904" w:history="1">
             <w:r>
               <w:rPr>
                 <w:rStyle w:val="Hyperlink"/>
@@ -586,7 +586,7 @@
                 <w:noProof/>
                 <w:webHidden/>
               </w:rPr>
-              <w:instrText xml:space="preserve"> PAGEREF _Toc199946223 \h </w:instrText>
+              <w:instrText xml:space="preserve"> PAGEREF _Toc200115904 \h </w:instrText>
             </w:r>
             <w:r>
               <w:rPr>
@@ -606,7 +606,7 @@
                 <w:noProof/>
                 <w:webHidden/>
               </w:rPr>
-              <w:t>3</w:t>
+              <w:t>4</w:t>
             </w:r>
             <w:r>
               <w:rPr>
@@ -633,7 +633,7 @@
               <w14:ligatures w14:val="standardContextual"/>
             </w:rPr>
           </w:pPr>
-          <w:hyperlink w:anchor="_Toc199946224" w:history="1">
+          <w:hyperlink w:anchor="_Toc200115905" w:history="1">
             <w:r>
               <w:rPr>
                 <w:rStyle w:val="Hyperlink"/>
@@ -678,7 +678,7 @@
                 <w:noProof/>
                 <w:webHidden/>
               </w:rPr>
-              <w:instrText xml:space="preserve"> PAGEREF _Toc199946224 \h </w:instrText>
+              <w:instrText xml:space="preserve"> PAGEREF _Toc200115905 \h </w:instrText>
             </w:r>
             <w:r>
               <w:rPr>
@@ -725,7 +725,7 @@
               <w14:ligatures w14:val="standardContextual"/>
             </w:rPr>
           </w:pPr>
-          <w:hyperlink w:anchor="_Toc199946225" w:history="1">
+          <w:hyperlink w:anchor="_Toc200115906" w:history="1">
             <w:r>
               <w:rPr>
                 <w:rStyle w:val="Hyperlink"/>
@@ -787,7 +787,7 @@
                 <w:noProof/>
                 <w:webHidden/>
               </w:rPr>
-              <w:instrText xml:space="preserve"> PAGEREF _Toc199946225 \h </w:instrText>
+              <w:instrText xml:space="preserve"> PAGEREF _Toc200115906 \h </w:instrText>
             </w:r>
             <w:r>
               <w:rPr>
@@ -834,7 +834,7 @@
               <w14:ligatures w14:val="standardContextual"/>
             </w:rPr>
           </w:pPr>
-          <w:hyperlink w:anchor="_Toc199946226" w:history="1">
+          <w:hyperlink w:anchor="_Toc200115907" w:history="1">
             <w:r>
               <w:rPr>
                 <w:rStyle w:val="Hyperlink"/>
@@ -879,7 +879,7 @@
                 <w:noProof/>
                 <w:webHidden/>
               </w:rPr>
-              <w:instrText xml:space="preserve"> PAGEREF _Toc199946226 \h </w:instrText>
+              <w:instrText xml:space="preserve"> PAGEREF _Toc200115907 \h </w:instrText>
             </w:r>
             <w:r>
               <w:rPr>
@@ -926,7 +926,7 @@
               <w14:ligatures w14:val="standardContextual"/>
             </w:rPr>
           </w:pPr>
-          <w:hyperlink w:anchor="_Toc199946227" w:history="1">
+          <w:hyperlink w:anchor="_Toc200115908" w:history="1">
             <w:r>
               <w:rPr>
                 <w:rStyle w:val="Hyperlink"/>
@@ -971,7 +971,7 @@
                 <w:noProof/>
                 <w:webHidden/>
               </w:rPr>
-              <w:instrText xml:space="preserve"> PAGEREF _Toc199946227 \h </w:instrText>
+              <w:instrText xml:space="preserve"> PAGEREF _Toc200115908 \h </w:instrText>
             </w:r>
             <w:r>
               <w:rPr>
@@ -1018,7 +1018,7 @@
               <w14:ligatures w14:val="standardContextual"/>
             </w:rPr>
           </w:pPr>
-          <w:hyperlink w:anchor="_Toc199946228" w:history="1">
+          <w:hyperlink w:anchor="_Toc200115909" w:history="1">
             <w:r>
               <w:rPr>
                 <w:rStyle w:val="Hyperlink"/>
@@ -1063,7 +1063,7 @@
                 <w:noProof/>
                 <w:webHidden/>
               </w:rPr>
-              <w:instrText xml:space="preserve"> PAGEREF _Toc199946228 \h </w:instrText>
+              <w:instrText xml:space="preserve"> PAGEREF _Toc200115909 \h </w:instrText>
             </w:r>
             <w:r>
               <w:rPr>
@@ -1083,7 +1083,7 @@
                 <w:noProof/>
                 <w:webHidden/>
               </w:rPr>
-              <w:t>7</w:t>
+              <w:t>6</w:t>
             </w:r>
             <w:r>
               <w:rPr>
@@ -1110,7 +1110,7 @@
               <w14:ligatures w14:val="standardContextual"/>
             </w:rPr>
           </w:pPr>
-          <w:hyperlink w:anchor="_Toc199946229" w:history="1">
+          <w:hyperlink w:anchor="_Toc200115910" w:history="1">
             <w:r>
               <w:rPr>
                 <w:rStyle w:val="Hyperlink"/>
@@ -1155,7 +1155,7 @@
                 <w:noProof/>
                 <w:webHidden/>
               </w:rPr>
-              <w:instrText xml:space="preserve"> PAGEREF _Toc199946229 \h </w:instrText>
+              <w:instrText xml:space="preserve"> PAGEREF _Toc200115910 \h </w:instrText>
             </w:r>
             <w:r>
               <w:rPr>
@@ -1197,10 +1197,11 @@
               <w14:ligatures w14:val="standardContextual"/>
             </w:rPr>
           </w:pPr>
-          <w:hyperlink w:anchor="_Toc199946230" w:history="1">
+          <w:hyperlink w:anchor="_Toc200115911" w:history="1">
             <w:r>
               <w:rPr>
                 <w:rStyle w:val="Hyperlink"/>
+                <w:lang w:val="vi-VN"/>
               </w:rPr>
               <w:t>2</w:t>
             </w:r>
@@ -1217,8 +1218,22 @@
             <w:r>
               <w:rPr>
                 <w:rStyle w:val="Hyperlink"/>
-              </w:rPr>
-              <w:t>Minh họa thuật toán Logistic Regression dùng Excel</w:t>
+                <w:lang w:val="en"/>
+              </w:rPr>
+              <w:t xml:space="preserve">Tìm phương trình </w:t>
+            </w:r>
+            <w:r>
+              <w:rPr>
+                <w:rStyle w:val="Hyperlink"/>
+              </w:rPr>
+              <w:t>Logistic Regression</w:t>
+            </w:r>
+            <w:r>
+              <w:rPr>
+                <w:rStyle w:val="Hyperlink"/>
+                <w:lang w:val="en"/>
+              </w:rPr>
+              <w:t xml:space="preserve"> dùng Python</w:t>
             </w:r>
             <w:r>
               <w:rPr>
@@ -1236,7 +1251,7 @@
               <w:rPr>
                 <w:webHidden/>
               </w:rPr>
-              <w:instrText xml:space="preserve"> PAGEREF _Toc199946230 \h </w:instrText>
+              <w:instrText xml:space="preserve"> PAGEREF _Toc200115911 \h </w:instrText>
             </w:r>
             <w:r>
               <w:rPr>
@@ -1253,7 +1268,7 @@
               <w:rPr>
                 <w:webHidden/>
               </w:rPr>
-              <w:t>8</w:t>
+              <w:t>7</w:t>
             </w:r>
             <w:r>
               <w:rPr>
@@ -1279,7 +1294,7 @@
               <w14:ligatures w14:val="standardContextual"/>
             </w:rPr>
           </w:pPr>
-          <w:hyperlink w:anchor="_Toc199946231" w:history="1">
+          <w:hyperlink w:anchor="_Toc200115912" w:history="1">
             <w:r>
               <w:rPr>
                 <w:rStyle w:val="Hyperlink"/>
@@ -1303,7 +1318,7 @@
                 <w:rStyle w:val="Hyperlink"/>
                 <w:noProof/>
               </w:rPr>
-              <w:t>Chuẩn bị dữ liệu</w:t>
+              <w:t>Chuẩn bị các function</w:t>
             </w:r>
             <w:r>
               <w:rPr>
@@ -1324,7 +1339,7 @@
                 <w:noProof/>
                 <w:webHidden/>
               </w:rPr>
-              <w:instrText xml:space="preserve"> PAGEREF _Toc199946231 \h </w:instrText>
+              <w:instrText xml:space="preserve"> PAGEREF _Toc200115912 \h </w:instrText>
             </w:r>
             <w:r>
               <w:rPr>
@@ -1344,7 +1359,7 @@
                 <w:noProof/>
                 <w:webHidden/>
               </w:rPr>
-              <w:t>8</w:t>
+              <w:t>7</w:t>
             </w:r>
             <w:r>
               <w:rPr>
@@ -1371,7 +1386,7 @@
               <w14:ligatures w14:val="standardContextual"/>
             </w:rPr>
           </w:pPr>
-          <w:hyperlink w:anchor="_Toc199946232" w:history="1">
+          <w:hyperlink w:anchor="_Toc200115913" w:history="1">
             <w:r>
               <w:rPr>
                 <w:rStyle w:val="Hyperlink"/>
@@ -1395,7 +1410,7 @@
                 <w:rStyle w:val="Hyperlink"/>
                 <w:noProof/>
               </w:rPr>
-              <w:t>Xác định các tham số chạy Gradient Descent:</w:t>
+              <w:t>Đọc dữ liệu huấn luyện và test</w:t>
             </w:r>
             <w:r>
               <w:rPr>
@@ -1416,7 +1431,7 @@
                 <w:noProof/>
                 <w:webHidden/>
               </w:rPr>
-              <w:instrText xml:space="preserve"> PAGEREF _Toc199946232 \h </w:instrText>
+              <w:instrText xml:space="preserve"> PAGEREF _Toc200115913 \h </w:instrText>
             </w:r>
             <w:r>
               <w:rPr>
@@ -1463,7 +1478,7 @@
               <w14:ligatures w14:val="standardContextual"/>
             </w:rPr>
           </w:pPr>
-          <w:hyperlink w:anchor="_Toc199946233" w:history="1">
+          <w:hyperlink w:anchor="_Toc200115914" w:history="1">
             <w:r>
               <w:rPr>
                 <w:rStyle w:val="Hyperlink"/>
@@ -1487,7 +1502,7 @@
                 <w:rStyle w:val="Hyperlink"/>
                 <w:noProof/>
               </w:rPr>
-              <w:t>Chạy Gradient</w:t>
+              <w:t>Chạy tính toán mô hình</w:t>
             </w:r>
             <w:r>
               <w:rPr>
@@ -1508,7 +1523,7 @@
                 <w:noProof/>
                 <w:webHidden/>
               </w:rPr>
-              <w:instrText xml:space="preserve"> PAGEREF _Toc199946233 \h </w:instrText>
+              <w:instrText xml:space="preserve"> PAGEREF _Toc200115914 \h </w:instrText>
             </w:r>
             <w:r>
               <w:rPr>
@@ -1528,467 +1543,7 @@
                 <w:noProof/>
                 <w:webHidden/>
               </w:rPr>
-              <w:t>9</w:t>
-            </w:r>
-            <w:r>
-              <w:rPr>
-                <w:noProof/>
-                <w:webHidden/>
-              </w:rPr>
-              <w:fldChar w:fldCharType="end"/>
-            </w:r>
-          </w:hyperlink>
-        </w:p>
-        <w:p>
-          <w:pPr>
-            <w:pStyle w:val="TOC2"/>
-            <w:tabs>
-              <w:tab w:val="left" w:pos="960"/>
-              <w:tab w:val="right" w:leader="dot" w:pos="9890"/>
-            </w:tabs>
-            <w:rPr>
-              <w:rFonts w:asciiTheme="minorHAnsi" w:eastAsiaTheme="minorEastAsia" w:hAnsiTheme="minorHAnsi" w:cstheme="minorBidi"/>
-              <w:noProof/>
-              <w:kern w:val="2"/>
-              <w:sz w:val="24"/>
-              <w:szCs w:val="24"/>
-              <w14:ligatures w14:val="standardContextual"/>
-            </w:rPr>
-          </w:pPr>
-          <w:hyperlink w:anchor="_Toc199946234" w:history="1">
-            <w:r>
-              <w:rPr>
-                <w:rStyle w:val="Hyperlink"/>
-                <w:noProof/>
-              </w:rPr>
-              <w:t>2.4</w:t>
-            </w:r>
-            <w:r>
-              <w:rPr>
-                <w:rFonts w:asciiTheme="minorHAnsi" w:eastAsiaTheme="minorEastAsia" w:hAnsiTheme="minorHAnsi" w:cstheme="minorBidi"/>
-                <w:noProof/>
-                <w:kern w:val="2"/>
-                <w:sz w:val="24"/>
-                <w:szCs w:val="24"/>
-                <w14:ligatures w14:val="standardContextual"/>
-              </w:rPr>
-              <w:tab/>
-            </w:r>
-            <w:r>
-              <w:rPr>
-                <w:rStyle w:val="Hyperlink"/>
-                <w:noProof/>
-              </w:rPr>
-              <w:t>Dự đoán và đánh giá mô hình theo tập test</w:t>
-            </w:r>
-            <w:r>
-              <w:rPr>
-                <w:noProof/>
-                <w:webHidden/>
-              </w:rPr>
-              <w:tab/>
-            </w:r>
-            <w:r>
-              <w:rPr>
-                <w:noProof/>
-                <w:webHidden/>
-              </w:rPr>
-              <w:fldChar w:fldCharType="begin"/>
-            </w:r>
-            <w:r>
-              <w:rPr>
-                <w:noProof/>
-                <w:webHidden/>
-              </w:rPr>
-              <w:instrText xml:space="preserve"> PAGEREF _Toc199946234 \h </w:instrText>
-            </w:r>
-            <w:r>
-              <w:rPr>
-                <w:noProof/>
-                <w:webHidden/>
-              </w:rPr>
-            </w:r>
-            <w:r>
-              <w:rPr>
-                <w:noProof/>
-                <w:webHidden/>
-              </w:rPr>
-              <w:fldChar w:fldCharType="separate"/>
-            </w:r>
-            <w:r>
-              <w:rPr>
-                <w:noProof/>
-                <w:webHidden/>
-              </w:rPr>
-              <w:t>11</w:t>
-            </w:r>
-            <w:r>
-              <w:rPr>
-                <w:noProof/>
-                <w:webHidden/>
-              </w:rPr>
-              <w:fldChar w:fldCharType="end"/>
-            </w:r>
-          </w:hyperlink>
-        </w:p>
-        <w:p>
-          <w:pPr>
-            <w:pStyle w:val="TOC1"/>
-            <w:rPr>
-              <w:rFonts w:asciiTheme="minorHAnsi" w:eastAsiaTheme="minorEastAsia" w:hAnsiTheme="minorHAnsi" w:cstheme="minorBidi"/>
-              <w:kern w:val="2"/>
-              <w:sz w:val="24"/>
-              <w:szCs w:val="24"/>
-              <w14:ligatures w14:val="standardContextual"/>
-            </w:rPr>
-          </w:pPr>
-          <w:hyperlink w:anchor="_Toc199946235" w:history="1">
-            <w:r>
-              <w:rPr>
-                <w:rStyle w:val="Hyperlink"/>
-                <w:lang w:val="vi-VN"/>
-              </w:rPr>
-              <w:t>3</w:t>
-            </w:r>
-            <w:r>
-              <w:rPr>
-                <w:rFonts w:asciiTheme="minorHAnsi" w:eastAsiaTheme="minorEastAsia" w:hAnsiTheme="minorHAnsi" w:cstheme="minorBidi"/>
-                <w:kern w:val="2"/>
-                <w:sz w:val="24"/>
-                <w:szCs w:val="24"/>
-                <w14:ligatures w14:val="standardContextual"/>
-              </w:rPr>
-              <w:tab/>
-            </w:r>
-            <w:r>
-              <w:rPr>
-                <w:rStyle w:val="Hyperlink"/>
-                <w:lang w:val="en"/>
-              </w:rPr>
-              <w:t xml:space="preserve">Tìm phương trình </w:t>
-            </w:r>
-            <w:r>
-              <w:rPr>
-                <w:rStyle w:val="Hyperlink"/>
-              </w:rPr>
-              <w:t>Logistic Regression</w:t>
-            </w:r>
-            <w:r>
-              <w:rPr>
-                <w:rStyle w:val="Hyperlink"/>
-                <w:lang w:val="en"/>
-              </w:rPr>
-              <w:t xml:space="preserve"> dùng Python</w:t>
-            </w:r>
-            <w:r>
-              <w:rPr>
-                <w:webHidden/>
-              </w:rPr>
-              <w:tab/>
-            </w:r>
-            <w:r>
-              <w:rPr>
-                <w:webHidden/>
-              </w:rPr>
-              <w:fldChar w:fldCharType="begin"/>
-            </w:r>
-            <w:r>
-              <w:rPr>
-                <w:webHidden/>
-              </w:rPr>
-              <w:instrText xml:space="preserve"> PAGEREF _Toc199946235 \h </w:instrText>
-            </w:r>
-            <w:r>
-              <w:rPr>
-                <w:webHidden/>
-              </w:rPr>
-            </w:r>
-            <w:r>
-              <w:rPr>
-                <w:webHidden/>
-              </w:rPr>
-              <w:fldChar w:fldCharType="separate"/>
-            </w:r>
-            <w:r>
-              <w:rPr>
-                <w:webHidden/>
-              </w:rPr>
-              <w:t>12</w:t>
-            </w:r>
-            <w:r>
-              <w:rPr>
-                <w:webHidden/>
-              </w:rPr>
-              <w:fldChar w:fldCharType="end"/>
-            </w:r>
-          </w:hyperlink>
-        </w:p>
-        <w:p>
-          <w:pPr>
-            <w:pStyle w:val="TOC2"/>
-            <w:tabs>
-              <w:tab w:val="left" w:pos="960"/>
-              <w:tab w:val="right" w:leader="dot" w:pos="9890"/>
-            </w:tabs>
-            <w:rPr>
-              <w:rFonts w:asciiTheme="minorHAnsi" w:eastAsiaTheme="minorEastAsia" w:hAnsiTheme="minorHAnsi" w:cstheme="minorBidi"/>
-              <w:noProof/>
-              <w:kern w:val="2"/>
-              <w:sz w:val="24"/>
-              <w:szCs w:val="24"/>
-              <w14:ligatures w14:val="standardContextual"/>
-            </w:rPr>
-          </w:pPr>
-          <w:hyperlink w:anchor="_Toc199946236" w:history="1">
-            <w:r>
-              <w:rPr>
-                <w:rStyle w:val="Hyperlink"/>
-                <w:noProof/>
-              </w:rPr>
-              <w:t>3.1</w:t>
-            </w:r>
-            <w:r>
-              <w:rPr>
-                <w:rFonts w:asciiTheme="minorHAnsi" w:eastAsiaTheme="minorEastAsia" w:hAnsiTheme="minorHAnsi" w:cstheme="minorBidi"/>
-                <w:noProof/>
-                <w:kern w:val="2"/>
-                <w:sz w:val="24"/>
-                <w:szCs w:val="24"/>
-                <w14:ligatures w14:val="standardContextual"/>
-              </w:rPr>
-              <w:tab/>
-            </w:r>
-            <w:r>
-              <w:rPr>
-                <w:rStyle w:val="Hyperlink"/>
-                <w:noProof/>
-              </w:rPr>
-              <w:t>Chuẩn bị các function</w:t>
-            </w:r>
-            <w:r>
-              <w:rPr>
-                <w:noProof/>
-                <w:webHidden/>
-              </w:rPr>
-              <w:tab/>
-            </w:r>
-            <w:r>
-              <w:rPr>
-                <w:noProof/>
-                <w:webHidden/>
-              </w:rPr>
-              <w:fldChar w:fldCharType="begin"/>
-            </w:r>
-            <w:r>
-              <w:rPr>
-                <w:noProof/>
-                <w:webHidden/>
-              </w:rPr>
-              <w:instrText xml:space="preserve"> PAGEREF _Toc199946236 \h </w:instrText>
-            </w:r>
-            <w:r>
-              <w:rPr>
-                <w:noProof/>
-                <w:webHidden/>
-              </w:rPr>
-            </w:r>
-            <w:r>
-              <w:rPr>
-                <w:noProof/>
-                <w:webHidden/>
-              </w:rPr>
-              <w:fldChar w:fldCharType="separate"/>
-            </w:r>
-            <w:r>
-              <w:rPr>
-                <w:noProof/>
-                <w:webHidden/>
-              </w:rPr>
-              <w:t>12</w:t>
-            </w:r>
-            <w:r>
-              <w:rPr>
-                <w:noProof/>
-                <w:webHidden/>
-              </w:rPr>
-              <w:fldChar w:fldCharType="end"/>
-            </w:r>
-          </w:hyperlink>
-        </w:p>
-        <w:p>
-          <w:pPr>
-            <w:pStyle w:val="TOC2"/>
-            <w:tabs>
-              <w:tab w:val="left" w:pos="960"/>
-              <w:tab w:val="right" w:leader="dot" w:pos="9890"/>
-            </w:tabs>
-            <w:rPr>
-              <w:rFonts w:asciiTheme="minorHAnsi" w:eastAsiaTheme="minorEastAsia" w:hAnsiTheme="minorHAnsi" w:cstheme="minorBidi"/>
-              <w:noProof/>
-              <w:kern w:val="2"/>
-              <w:sz w:val="24"/>
-              <w:szCs w:val="24"/>
-              <w14:ligatures w14:val="standardContextual"/>
-            </w:rPr>
-          </w:pPr>
-          <w:hyperlink w:anchor="_Toc199946237" w:history="1">
-            <w:r>
-              <w:rPr>
-                <w:rStyle w:val="Hyperlink"/>
-                <w:noProof/>
-              </w:rPr>
-              <w:t>3.2</w:t>
-            </w:r>
-            <w:r>
-              <w:rPr>
-                <w:rFonts w:asciiTheme="minorHAnsi" w:eastAsiaTheme="minorEastAsia" w:hAnsiTheme="minorHAnsi" w:cstheme="minorBidi"/>
-                <w:noProof/>
-                <w:kern w:val="2"/>
-                <w:sz w:val="24"/>
-                <w:szCs w:val="24"/>
-                <w14:ligatures w14:val="standardContextual"/>
-              </w:rPr>
-              <w:tab/>
-            </w:r>
-            <w:r>
-              <w:rPr>
-                <w:rStyle w:val="Hyperlink"/>
-                <w:noProof/>
-              </w:rPr>
-              <w:t>Đọc dữ liệu huấn luyện và test</w:t>
-            </w:r>
-            <w:r>
-              <w:rPr>
-                <w:noProof/>
-                <w:webHidden/>
-              </w:rPr>
-              <w:tab/>
-            </w:r>
-            <w:r>
-              <w:rPr>
-                <w:noProof/>
-                <w:webHidden/>
-              </w:rPr>
-              <w:fldChar w:fldCharType="begin"/>
-            </w:r>
-            <w:r>
-              <w:rPr>
-                <w:noProof/>
-                <w:webHidden/>
-              </w:rPr>
-              <w:instrText xml:space="preserve"> PAGEREF _Toc199946237 \h </w:instrText>
-            </w:r>
-            <w:r>
-              <w:rPr>
-                <w:noProof/>
-                <w:webHidden/>
-              </w:rPr>
-            </w:r>
-            <w:r>
-              <w:rPr>
-                <w:noProof/>
-                <w:webHidden/>
-              </w:rPr>
-              <w:fldChar w:fldCharType="separate"/>
-            </w:r>
-            <w:r>
-              <w:rPr>
-                <w:noProof/>
-                <w:webHidden/>
-              </w:rPr>
-              <w:t>14</w:t>
-            </w:r>
-            <w:r>
-              <w:rPr>
-                <w:noProof/>
-                <w:webHidden/>
-              </w:rPr>
-              <w:fldChar w:fldCharType="end"/>
-            </w:r>
-          </w:hyperlink>
-        </w:p>
-        <w:p>
-          <w:pPr>
-            <w:pStyle w:val="TOC2"/>
-            <w:tabs>
-              <w:tab w:val="left" w:pos="960"/>
-              <w:tab w:val="right" w:leader="dot" w:pos="9890"/>
-            </w:tabs>
-            <w:rPr>
-              <w:rFonts w:asciiTheme="minorHAnsi" w:eastAsiaTheme="minorEastAsia" w:hAnsiTheme="minorHAnsi" w:cstheme="minorBidi"/>
-              <w:noProof/>
-              <w:kern w:val="2"/>
-              <w:sz w:val="24"/>
-              <w:szCs w:val="24"/>
-              <w14:ligatures w14:val="standardContextual"/>
-            </w:rPr>
-          </w:pPr>
-          <w:hyperlink w:anchor="_Toc199946238" w:history="1">
-            <w:r>
-              <w:rPr>
-                <w:rStyle w:val="Hyperlink"/>
-                <w:noProof/>
-              </w:rPr>
-              <w:t>3.3</w:t>
-            </w:r>
-            <w:r>
-              <w:rPr>
-                <w:rFonts w:asciiTheme="minorHAnsi" w:eastAsiaTheme="minorEastAsia" w:hAnsiTheme="minorHAnsi" w:cstheme="minorBidi"/>
-                <w:noProof/>
-                <w:kern w:val="2"/>
-                <w:sz w:val="24"/>
-                <w:szCs w:val="24"/>
-                <w14:ligatures w14:val="standardContextual"/>
-              </w:rPr>
-              <w:tab/>
-            </w:r>
-            <w:r>
-              <w:rPr>
-                <w:rStyle w:val="Hyperlink"/>
-                <w:noProof/>
-              </w:rPr>
-              <w:t>Chạy tính toán mô hình</w:t>
-            </w:r>
-            <w:r>
-              <w:rPr>
-                <w:noProof/>
-                <w:webHidden/>
-              </w:rPr>
-              <w:tab/>
-            </w:r>
-            <w:r>
-              <w:rPr>
-                <w:noProof/>
-                <w:webHidden/>
-              </w:rPr>
-              <w:fldChar w:fldCharType="begin"/>
-            </w:r>
-            <w:r>
-              <w:rPr>
-                <w:noProof/>
-                <w:webHidden/>
-              </w:rPr>
-              <w:instrText xml:space="preserve"> PAGEREF _Toc199946238 \h </w:instrText>
-            </w:r>
-            <w:r>
-              <w:rPr>
-                <w:noProof/>
-                <w:webHidden/>
-              </w:rPr>
-            </w:r>
-            <w:r>
-              <w:rPr>
-                <w:noProof/>
-                <w:webHidden/>
-              </w:rPr>
-              <w:fldChar w:fldCharType="separate"/>
-            </w:r>
-            <w:r>
-              <w:rPr>
-                <w:noProof/>
-                <w:webHidden/>
-              </w:rPr>
-              <w:t>15</w:t>
+              <w:t>10</w:t>
             </w:r>
             <w:r>
               <w:rPr>
@@ -2033,7 +1588,7 @@
       <w:pPr>
         <w:pStyle w:val="Heading1"/>
       </w:pPr>
-      <w:bookmarkStart w:id="0" w:name="_Toc199946218"/>
+      <w:bookmarkStart w:id="0" w:name="_Toc200115899"/>
       <w:r>
         <w:lastRenderedPageBreak/>
         <w:t>Cơ sở toán học Logistic Regression</w:t>
@@ -2044,7 +1599,7 @@
       <w:pPr>
         <w:pStyle w:val="Heading2"/>
       </w:pPr>
-      <w:bookmarkStart w:id="1" w:name="_Toc199946219"/>
+      <w:bookmarkStart w:id="1" w:name="_Toc200115900"/>
       <w:r>
         <w:t>Mục</w:t>
       </w:r>
@@ -2252,7 +1807,7 @@
           <w:shd w:val="clear" w:color="auto" w:fill="FFFFFF"/>
         </w:rPr>
       </w:pPr>
-      <w:bookmarkStart w:id="2" w:name="_Toc199946220"/>
+      <w:bookmarkStart w:id="2" w:name="_Toc200115901"/>
       <w:r>
         <w:t xml:space="preserve">Hàm </w:t>
       </w:r>
@@ -2280,7 +1835,7 @@
           <w:shd w:val="clear" w:color="auto" w:fill="FFFFFF"/>
         </w:rPr>
       </w:pPr>
-      <w:bookmarkStart w:id="3" w:name="_Toc199946221"/>
+      <w:bookmarkStart w:id="3" w:name="_Toc200115902"/>
       <w:r>
         <w:rPr>
           <w:shd w:val="clear" w:color="auto" w:fill="FFFFFF"/>
@@ -3655,7 +3210,7 @@
       <w:pPr>
         <w:pStyle w:val="Heading3"/>
       </w:pPr>
-      <w:bookmarkStart w:id="4" w:name="_Toc199946222"/>
+      <w:bookmarkStart w:id="4" w:name="_Toc200115903"/>
       <w:r>
         <w:lastRenderedPageBreak/>
         <w:t xml:space="preserve">Hàm </w:t>
@@ -4732,7 +4287,7 @@
       <w:pPr>
         <w:pStyle w:val="Heading2"/>
       </w:pPr>
-      <w:bookmarkStart w:id="5" w:name="_Toc199946223"/>
+      <w:bookmarkStart w:id="5" w:name="_Toc200115904"/>
       <w:r>
         <w:lastRenderedPageBreak/>
         <w:t>Cơ sở toán học của Logistic Regression</w:t>
@@ -5183,7 +4738,7 @@
       <w:pPr>
         <w:pStyle w:val="Heading3"/>
       </w:pPr>
-      <w:bookmarkStart w:id="6" w:name="_Toc199946224"/>
+      <w:bookmarkStart w:id="6" w:name="_Toc200115905"/>
       <w:r>
         <w:t>Tính xác xuất dự đoán sự kiện</w:t>
       </w:r>
@@ -6208,7 +5763,7 @@
         <w:pStyle w:val="Bullet"/>
       </w:pPr>
       <w:r>
-        <w:t>X</w:t>
+        <w:t>Giả sử x</w:t>
       </w:r>
       <w:r>
         <w:t>ác suất dự đoán</w:t>
@@ -6324,7 +5879,7 @@
         <w:t xml:space="preserve"> </w:t>
       </w:r>
       <w:r>
-        <w:t>ứng với vector đặc trưng</w:t>
+        <w:t>với điều kiện</w:t>
       </w:r>
       <w:r>
         <w:t xml:space="preserve"> </w:t>
@@ -6790,7 +6345,10 @@
         <w:pStyle w:val="Bullet"/>
       </w:pPr>
       <w:r>
-        <w:t>Và x</w:t>
+        <w:t xml:space="preserve">=&gt; </w:t>
+      </w:r>
+      <w:r>
+        <w:t>x</w:t>
       </w:r>
       <w:r>
         <w:t xml:space="preserve">ác suất dự đoán của sự kiện </w:t>
@@ -6844,7 +6402,7 @@
         <w:t xml:space="preserve"> </w:t>
       </w:r>
       <w:r>
-        <w:t xml:space="preserve">ứng với </w:t>
+        <w:t xml:space="preserve">với </w:t>
       </w:r>
       <m:oMath>
         <m:sSub>
@@ -7366,16 +6924,6 @@
           </m:sub>
         </m:sSub>
       </m:oMath>
-      <w:r>
-        <w:rPr>
-          <w:b/>
-          <w:bCs/>
-        </w:rPr>
-        <w:t xml:space="preserve"> </w:t>
-      </w:r>
-      <w:r>
-        <w:t>ứng</w:t>
-      </w:r>
       <w:r>
         <w:rPr>
           <w:b/>
@@ -8113,7 +7661,7 @@
       <w:pPr>
         <w:pStyle w:val="Heading3"/>
       </w:pPr>
-      <w:bookmarkStart w:id="7" w:name="_Toc199946225"/>
+      <w:bookmarkStart w:id="7" w:name="_Toc200115906"/>
       <w:r>
         <w:t>Xây dựng hàm</w:t>
       </w:r>
@@ -9826,7 +9374,7 @@
       <w:pPr>
         <w:pStyle w:val="Heading3"/>
       </w:pPr>
-      <w:bookmarkStart w:id="8" w:name="_Toc199946226"/>
+      <w:bookmarkStart w:id="8" w:name="_Toc200115907"/>
       <w:r>
         <w:t>Xây dựng h</w:t>
       </w:r>
@@ -10798,7 +10346,7 @@
       <w:pPr>
         <w:pStyle w:val="Heading3"/>
       </w:pPr>
-      <w:bookmarkStart w:id="9" w:name="_Toc199946227"/>
+      <w:bookmarkStart w:id="9" w:name="_Toc200115908"/>
       <w:r>
         <w:t>D</w:t>
       </w:r>
@@ -18751,1400 +18299,7 @@
         </w:rPr>
       </w:pPr>
       <w:r>
-        <w:t xml:space="preserve">Trong không gian tham số, gradient của hàm mất mát tại một điểm </w:t>
-      </w:r>
-      <m:oMath>
-        <m:r>
-          <w:rPr>
-            <w:rFonts w:ascii="Cambria Math" w:hAnsi="Cambria Math"/>
-          </w:rPr>
-          <m:t>β</m:t>
-        </m:r>
-      </m:oMath>
-      <w:r>
-        <w:t xml:space="preserve"> là vector cho biết hướng mà nếu dịch chuyển </w:t>
-      </w:r>
-      <m:oMath>
-        <m:r>
-          <w:rPr>
-            <w:rFonts w:ascii="Cambria Math" w:hAnsi="Cambria Math"/>
-          </w:rPr>
-          <m:t>β</m:t>
-        </m:r>
-      </m:oMath>
-      <w:r>
-        <w:t xml:space="preserve"> một lượng nhỏ theo hướng đó thì giá trị của hàm mất mát tăng nhanh nhất.</w:t>
-      </w:r>
-      <w:r>
-        <w:rPr>
-          <w:lang w:val="vi-VN"/>
-        </w:rPr>
-        <w:t xml:space="preserve"> </w:t>
-      </w:r>
-      <w:sdt>
-        <w:sdtPr>
-          <w:rPr>
-            <w:lang w:val="vi-VN"/>
-          </w:rPr>
-          <w:id w:val="622960664"/>
-          <w:citation/>
-        </w:sdtPr>
-        <w:sdtContent>
-          <w:r>
-            <w:rPr>
-              <w:lang w:val="vi-VN"/>
-            </w:rPr>
-            <w:fldChar w:fldCharType="begin"/>
-          </w:r>
-          <w:r>
-            <w:rPr>
-              <w:lang w:val="vi-VN"/>
-            </w:rPr>
-            <w:instrText xml:space="preserve">CITATION Dan \l 1066 </w:instrText>
-          </w:r>
-          <w:r>
-            <w:rPr>
-              <w:lang w:val="vi-VN"/>
-            </w:rPr>
-            <w:fldChar w:fldCharType="separate"/>
-          </w:r>
-          <w:r>
-            <w:rPr>
-              <w:noProof/>
-              <w:lang w:val="vi-VN"/>
-            </w:rPr>
-            <w:t>[1]</w:t>
-          </w:r>
-          <w:r>
-            <w:rPr>
-              <w:lang w:val="vi-VN"/>
-            </w:rPr>
-            <w:fldChar w:fldCharType="end"/>
-          </w:r>
-        </w:sdtContent>
-      </w:sdt>
-    </w:p>
-    <w:p>
-      <w:pPr>
-        <w:pStyle w:val="Bullet-"/>
-      </w:pPr>
-      <w:r>
-        <w:lastRenderedPageBreak/>
-        <w:t xml:space="preserve">Vì mục tiêu là tối thiểu hóa hàm mất mát nên thuật toán cập nhật tham số theo hướng ngược lại với gradient – tức là đi "xuống dốc". Tốc độ di chuyển và độ dài bước đi được điều chỉnh bởi hệ số </w:t>
-      </w:r>
-      <m:oMath>
-        <m:r>
-          <w:rPr>
-            <w:rFonts w:ascii="Cambria Math" w:hAnsi="Cambria Math"/>
-          </w:rPr>
-          <m:t>α</m:t>
-        </m:r>
-      </m:oMath>
-      <w:r>
-        <w:t xml:space="preserve"> (learning rate).</w:t>
-      </w:r>
-    </w:p>
-    <w:p>
-      <w:pPr>
-        <w:pStyle w:val="Bullet-"/>
-        <w:rPr>
-          <w:lang w:val="vi-VN"/>
-        </w:rPr>
-      </w:pPr>
-      <w:r>
-        <w:t xml:space="preserve">Như vậy, mỗi bước cập nhật sẽ đưa tham số tiến gần về điểm cực tiểu, với điều kiện </w:t>
-      </w:r>
-      <m:oMath>
-        <m:r>
-          <w:rPr>
-            <w:rFonts w:ascii="Cambria Math" w:hAnsi="Cambria Math"/>
-          </w:rPr>
-          <m:t>α</m:t>
-        </m:r>
-      </m:oMath>
-      <w:r>
-        <w:t xml:space="preserve"> được lựa chọn phù hợp.</w:t>
-      </w:r>
-    </w:p>
-    <w:p>
-      <w:pPr>
-        <w:pStyle w:val="Bullet-"/>
-      </w:pPr>
-      <w:r>
-        <w:t>Mã giả thuật toán</w:t>
-      </w:r>
-    </w:p>
-    <w:p>
-      <w:pPr>
-        <w:pStyle w:val="Bullet-"/>
-        <w:numPr>
-          <w:ilvl w:val="0"/>
-          <w:numId w:val="0"/>
-        </w:numPr>
-        <w:ind w:left="990"/>
-        <w:rPr>
-          <w:b/>
-          <w:bCs/>
-        </w:rPr>
-      </w:pPr>
-      <w:r>
-        <w:rPr>
-          <w:b/>
-          <w:bCs/>
-        </w:rPr>
-        <w:t>Dữ liệu vào:</w:t>
-      </w:r>
-    </w:p>
-    <w:p>
-      <w:pPr>
-        <w:pStyle w:val="Bullet"/>
-      </w:pPr>
-      <m:oMath>
-        <m:r>
-          <m:rPr>
-            <m:sty m:val="p"/>
-          </m:rPr>
-          <w:rPr>
-            <w:rFonts w:ascii="Cambria Math" w:hAnsi="Cambria Math"/>
-          </w:rPr>
-          <m:t>X∈</m:t>
-        </m:r>
-        <m:sSup>
-          <m:sSupPr>
-            <m:ctrlPr>
-              <w:rPr>
-                <w:rFonts w:ascii="Cambria Math" w:hAnsi="Cambria Math"/>
-              </w:rPr>
-            </m:ctrlPr>
-          </m:sSupPr>
-          <m:e>
-            <m:r>
-              <m:rPr>
-                <m:scr m:val="double-struck"/>
-                <m:sty m:val="p"/>
-              </m:rPr>
-              <w:rPr>
-                <w:rFonts w:ascii="Cambria Math" w:hAnsi="Cambria Math"/>
-              </w:rPr>
-              <m:t>R</m:t>
-            </m:r>
-          </m:e>
-          <m:sup>
-            <m:r>
-              <m:rPr>
-                <m:sty m:val="p"/>
-              </m:rPr>
-              <w:rPr>
-                <w:rFonts w:ascii="Cambria Math" w:hAnsi="Cambria Math"/>
-              </w:rPr>
-              <m:t>n×k</m:t>
-            </m:r>
-          </m:sup>
-        </m:sSup>
-      </m:oMath>
-      <w:r>
-        <w:rPr>
-          <w:rFonts w:eastAsia="inter"/>
-        </w:rPr>
-        <w:t xml:space="preserve"> (tập huấn luyện)</w:t>
-      </w:r>
-    </w:p>
-    <w:p>
-      <w:pPr>
-        <w:pStyle w:val="Bullet"/>
-      </w:pPr>
-      <m:oMath>
-        <m:r>
-          <m:rPr>
-            <m:sty m:val="p"/>
-          </m:rPr>
-          <w:rPr>
-            <w:rFonts w:ascii="Cambria Math" w:hAnsi="Cambria Math"/>
-          </w:rPr>
-          <m:t>y∈{0,1</m:t>
-        </m:r>
-        <m:sSup>
-          <m:sSupPr>
-            <m:ctrlPr>
-              <w:rPr>
-                <w:rFonts w:ascii="Cambria Math" w:hAnsi="Cambria Math"/>
-              </w:rPr>
-            </m:ctrlPr>
-          </m:sSupPr>
-          <m:e>
-            <m:r>
-              <m:rPr>
-                <m:sty m:val="p"/>
-              </m:rPr>
-              <w:rPr>
-                <w:rFonts w:ascii="Cambria Math" w:hAnsi="Cambria Math"/>
-              </w:rPr>
-              <m:t>}</m:t>
-            </m:r>
-          </m:e>
-          <m:sup>
-            <m:r>
-              <m:rPr>
-                <m:sty m:val="p"/>
-              </m:rPr>
-              <w:rPr>
-                <w:rFonts w:ascii="Cambria Math" w:hAnsi="Cambria Math"/>
-              </w:rPr>
-              <m:t>n</m:t>
-            </m:r>
-          </m:sup>
-        </m:sSup>
-      </m:oMath>
-      <w:r>
-        <w:rPr>
-          <w:rFonts w:eastAsia="inter"/>
-        </w:rPr>
-        <w:t xml:space="preserve"> (nhãn)</w:t>
-      </w:r>
-    </w:p>
-    <w:p>
-      <w:pPr>
-        <w:pStyle w:val="Bullet"/>
-      </w:pPr>
-      <m:oMath>
-        <m:r>
-          <m:rPr>
-            <m:sty m:val="p"/>
-          </m:rPr>
-          <w:rPr>
-            <w:rFonts w:ascii="Cambria Math" w:hAnsi="Cambria Math"/>
-          </w:rPr>
-          <m:t>α∈</m:t>
-        </m:r>
-        <m:sSup>
-          <m:sSupPr>
-            <m:ctrlPr>
-              <w:rPr>
-                <w:rFonts w:ascii="Cambria Math" w:hAnsi="Cambria Math"/>
-              </w:rPr>
-            </m:ctrlPr>
-          </m:sSupPr>
-          <m:e>
-            <m:r>
-              <m:rPr>
-                <m:scr m:val="double-struck"/>
-                <m:sty m:val="p"/>
-              </m:rPr>
-              <w:rPr>
-                <w:rFonts w:ascii="Cambria Math" w:hAnsi="Cambria Math"/>
-              </w:rPr>
-              <m:t>R</m:t>
-            </m:r>
-          </m:e>
-          <m:sup>
-            <m:r>
-              <m:rPr>
-                <m:sty m:val="p"/>
-              </m:rPr>
-              <w:rPr>
-                <w:rFonts w:ascii="Cambria Math" w:hAnsi="Cambria Math"/>
-              </w:rPr>
-              <m:t>+</m:t>
-            </m:r>
-          </m:sup>
-        </m:sSup>
-      </m:oMath>
-      <w:r>
-        <w:rPr>
-          <w:rFonts w:eastAsia="inter"/>
-        </w:rPr>
-        <w:t xml:space="preserve"> (learning rate)</w:t>
-      </w:r>
-    </w:p>
-    <w:p>
-      <w:pPr>
-        <w:pStyle w:val="Bullet"/>
-      </w:pPr>
-      <m:oMath>
-        <m:sSub>
-          <m:sSubPr>
-            <m:ctrlPr>
-              <w:rPr>
-                <w:rFonts w:ascii="Cambria Math" w:hAnsi="Cambria Math"/>
-              </w:rPr>
-            </m:ctrlPr>
-          </m:sSubPr>
-          <m:e>
-            <m:r>
-              <m:rPr>
-                <m:sty m:val="p"/>
-              </m:rPr>
-              <w:rPr>
-                <w:rFonts w:ascii="Cambria Math" w:hAnsi="Cambria Math"/>
-              </w:rPr>
-              <m:t>T</m:t>
-            </m:r>
-          </m:e>
-          <m:sub>
-            <m:r>
-              <m:rPr>
-                <m:nor/>
-              </m:rPr>
-              <m:t>max</m:t>
-            </m:r>
-          </m:sub>
-        </m:sSub>
-        <m:r>
-          <m:rPr>
-            <m:scr m:val="double-struck"/>
-            <m:sty m:val="p"/>
-          </m:rPr>
-          <w:rPr>
-            <w:rFonts w:ascii="Cambria Math" w:hAnsi="Cambria Math"/>
-          </w:rPr>
-          <m:t>∈N</m:t>
-        </m:r>
-      </m:oMath>
-      <w:r>
-        <w:rPr>
-          <w:rFonts w:eastAsia="inter"/>
-        </w:rPr>
-        <w:t xml:space="preserve"> (số vòng lặp tối đa)</w:t>
-      </w:r>
-    </w:p>
-    <w:p>
-      <w:pPr>
-        <w:pStyle w:val="Bullet"/>
-      </w:pPr>
-      <m:oMath>
-        <m:r>
-          <m:rPr>
-            <m:sty m:val="p"/>
-          </m:rPr>
-          <w:rPr>
-            <w:rFonts w:ascii="Cambria Math" w:hAnsi="Cambria Math"/>
-          </w:rPr>
-          <m:t>ε&gt;0</m:t>
-        </m:r>
-      </m:oMath>
-      <w:r>
-        <w:rPr>
-          <w:rFonts w:eastAsia="inter"/>
-        </w:rPr>
-        <w:t xml:space="preserve"> (ngưỡng hội tụ)</w:t>
-      </w:r>
-    </w:p>
-    <w:p>
-      <w:pPr>
-        <w:pStyle w:val="Bullet-"/>
-        <w:numPr>
-          <w:ilvl w:val="0"/>
-          <w:numId w:val="0"/>
-        </w:numPr>
-        <w:ind w:left="990"/>
-      </w:pPr>
-      <w:r>
-        <w:rPr>
-          <w:b/>
-          <w:color w:val="000000"/>
-        </w:rPr>
-        <w:t>Dữ liệu ra</w:t>
-      </w:r>
-      <w:r>
-        <w:rPr>
-          <w:b/>
-          <w:color w:val="000000"/>
-        </w:rPr>
-        <w:t>:</w:t>
-      </w:r>
-    </w:p>
-    <w:p>
-      <w:pPr>
-        <w:pStyle w:val="Bullet"/>
-      </w:pPr>
-      <m:oMath>
-        <m:sSup>
-          <m:sSupPr>
-            <m:ctrlPr>
-              <w:rPr>
-                <w:rFonts w:ascii="Cambria Math" w:hAnsi="Cambria Math"/>
-                <w:b/>
-                <w:bCs/>
-                <w:i/>
-              </w:rPr>
-            </m:ctrlPr>
-          </m:sSupPr>
-          <m:e>
-            <m:r>
-              <m:rPr>
-                <m:sty m:val="bi"/>
-              </m:rPr>
-              <w:rPr>
-                <w:rFonts w:ascii="Cambria Math" w:hAnsi="Cambria Math"/>
-              </w:rPr>
-              <m:t>β</m:t>
-            </m:r>
-            <m:ctrlPr>
-              <w:rPr>
-                <w:rFonts w:ascii="Cambria Math" w:hAnsi="Cambria Math"/>
-                <w:b/>
-                <w:bCs/>
-              </w:rPr>
-            </m:ctrlPr>
-          </m:e>
-          <m:sup>
-            <m:r>
-              <m:rPr>
-                <m:sty m:val="bi"/>
-              </m:rPr>
-              <w:rPr>
-                <w:rFonts w:ascii="Cambria Math" w:hAnsi="Cambria Math"/>
-              </w:rPr>
-              <m:t>*</m:t>
-            </m:r>
-          </m:sup>
-        </m:sSup>
-        <m:r>
-          <m:rPr>
-            <m:sty m:val="p"/>
-          </m:rPr>
-          <w:rPr>
-            <w:rFonts w:ascii="Cambria Math" w:hAnsi="Cambria Math"/>
-          </w:rPr>
-          <m:t>∈</m:t>
-        </m:r>
-        <m:sSup>
-          <m:sSupPr>
-            <m:ctrlPr>
-              <w:rPr>
-                <w:rFonts w:ascii="Cambria Math" w:hAnsi="Cambria Math"/>
-              </w:rPr>
-            </m:ctrlPr>
-          </m:sSupPr>
-          <m:e>
-            <m:r>
-              <m:rPr>
-                <m:scr m:val="double-struck"/>
-                <m:sty m:val="p"/>
-              </m:rPr>
-              <w:rPr>
-                <w:rFonts w:ascii="Cambria Math" w:hAnsi="Cambria Math"/>
-              </w:rPr>
-              <m:t>R</m:t>
-            </m:r>
-          </m:e>
-          <m:sup>
-            <m:r>
-              <m:rPr>
-                <m:sty m:val="p"/>
-              </m:rPr>
-              <w:rPr>
-                <w:rFonts w:ascii="Cambria Math" w:hAnsi="Cambria Math"/>
-              </w:rPr>
-              <m:t>k+1</m:t>
-            </m:r>
-          </m:sup>
-        </m:sSup>
-      </m:oMath>
-      <w:r>
-        <w:rPr>
-          <w:rFonts w:eastAsia="inter"/>
-        </w:rPr>
-        <w:t xml:space="preserve"> (vector tham số tối ưu)</w:t>
-      </w:r>
-    </w:p>
-    <w:p>
-      <w:pPr>
-        <w:pStyle w:val="Bullet-"/>
-        <w:numPr>
-          <w:ilvl w:val="0"/>
-          <w:numId w:val="0"/>
-        </w:numPr>
-        <w:ind w:left="990"/>
-      </w:pPr>
-      <w:r>
-        <w:rPr>
-          <w:b/>
-          <w:color w:val="000000"/>
-        </w:rPr>
-        <w:t>Thuật toán:</w:t>
-      </w:r>
-    </w:p>
-    <w:p>
-      <w:pPr>
-        <w:pStyle w:val="Bullet-"/>
-      </w:pPr>
-      <w:r>
-        <w:t>Step</w:t>
-      </w:r>
-      <w:r>
-        <w:t xml:space="preserve"> 1: </w:t>
-      </w:r>
-      <w:r>
-        <w:t xml:space="preserve">Khởi tạo </w:t>
-      </w:r>
-      <m:oMath>
-        <m:r>
-          <m:rPr>
-            <m:sty m:val="p"/>
-          </m:rPr>
-          <w:rPr>
-            <w:rFonts w:ascii="Cambria Math" w:hAnsi="Cambria Math"/>
-          </w:rPr>
-          <m:t>β=</m:t>
-        </m:r>
-        <m:acc>
-          <m:accPr>
-            <m:chr m:val="⃗"/>
-            <m:ctrlPr>
-              <w:rPr>
-                <w:rFonts w:ascii="Cambria Math" w:hAnsi="Cambria Math"/>
-              </w:rPr>
-            </m:ctrlPr>
-          </m:accPr>
-          <m:e>
-            <m:r>
-              <m:rPr>
-                <m:sty m:val="p"/>
-              </m:rPr>
-              <w:rPr>
-                <w:rFonts w:ascii="Cambria Math" w:hAnsi="Cambria Math"/>
-              </w:rPr>
-              <m:t>0</m:t>
-            </m:r>
-          </m:e>
-        </m:acc>
-        <m:r>
-          <m:rPr>
-            <m:sty m:val="p"/>
-          </m:rPr>
-          <w:rPr>
-            <w:rFonts w:ascii="Cambria Math" w:hAnsi="Cambria Math"/>
-          </w:rPr>
-          <m:t>∈</m:t>
-        </m:r>
-        <m:sSup>
-          <m:sSupPr>
-            <m:ctrlPr>
-              <w:rPr>
-                <w:rFonts w:ascii="Cambria Math" w:hAnsi="Cambria Math"/>
-              </w:rPr>
-            </m:ctrlPr>
-          </m:sSupPr>
-          <m:e>
-            <m:r>
-              <m:rPr>
-                <m:scr m:val="double-struck"/>
-                <m:sty m:val="p"/>
-              </m:rPr>
-              <w:rPr>
-                <w:rFonts w:ascii="Cambria Math" w:hAnsi="Cambria Math"/>
-              </w:rPr>
-              <m:t>R</m:t>
-            </m:r>
-          </m:e>
-          <m:sup>
-            <m:r>
-              <m:rPr>
-                <m:sty m:val="p"/>
-              </m:rPr>
-              <w:rPr>
-                <w:rFonts w:ascii="Cambria Math" w:hAnsi="Cambria Math"/>
-              </w:rPr>
-              <m:t>k+1</m:t>
-            </m:r>
-          </m:sup>
-        </m:sSup>
-      </m:oMath>
-    </w:p>
-    <w:p>
-      <w:pPr>
-        <w:pStyle w:val="Bullet-"/>
-      </w:pPr>
-      <w:r>
-        <w:t>Step</w:t>
-      </w:r>
-      <w:r>
-        <w:t xml:space="preserve"> 2: </w:t>
-      </w:r>
-      <w:r>
-        <w:t xml:space="preserve">Thêm một cột giá trị 1 vào </w:t>
-      </w:r>
-      <m:oMath>
-        <m:r>
-          <m:rPr>
-            <m:sty m:val="p"/>
-          </m:rPr>
-          <w:rPr>
-            <w:rFonts w:ascii="Cambria Math" w:hAnsi="Cambria Math"/>
-          </w:rPr>
-          <m:t xml:space="preserve">X, biến </m:t>
-        </m:r>
-        <m:r>
-          <m:rPr>
-            <m:sty m:val="b"/>
-          </m:rPr>
-          <w:rPr>
-            <w:rFonts w:ascii="Cambria Math" w:hAnsi="Cambria Math"/>
-          </w:rPr>
-          <m:t>X</m:t>
-        </m:r>
-        <m:r>
-          <m:rPr>
-            <m:sty m:val="p"/>
-          </m:rPr>
-          <w:rPr>
-            <w:rFonts w:ascii="Cambria Math" w:hAnsi="Cambria Math"/>
-          </w:rPr>
-          <m:t xml:space="preserve"> ∈ </m:t>
-        </m:r>
-        <m:sSup>
-          <m:sSupPr>
-            <m:ctrlPr>
-              <w:rPr>
-                <w:rFonts w:ascii="Cambria Math" w:hAnsi="Cambria Math"/>
-              </w:rPr>
-            </m:ctrlPr>
-          </m:sSupPr>
-          <m:e>
-            <m:r>
-              <m:rPr>
-                <m:scr m:val="double-struck"/>
-                <m:sty m:val="p"/>
-              </m:rPr>
-              <w:rPr>
-                <w:rFonts w:ascii="Cambria Math" w:hAnsi="Cambria Math"/>
-              </w:rPr>
-              <m:t>R</m:t>
-            </m:r>
-          </m:e>
-          <m:sup>
-            <m:r>
-              <w:rPr>
-                <w:rFonts w:ascii="Cambria Math" w:hAnsi="Cambria Math"/>
-              </w:rPr>
-              <m:t>n×k</m:t>
-            </m:r>
-          </m:sup>
-        </m:sSup>
-        <m:r>
-          <m:rPr>
-            <m:sty m:val="p"/>
-          </m:rPr>
-          <w:rPr>
-            <w:rFonts w:ascii="Cambria Math" w:hAnsi="Cambria Math"/>
-          </w:rPr>
-          <m:t xml:space="preserve"> → </m:t>
-        </m:r>
-        <m:r>
-          <m:rPr>
-            <m:scr m:val="script"/>
-            <m:sty m:val="bi"/>
-          </m:rPr>
-          <w:rPr>
-            <w:rFonts w:ascii="Cambria Math" w:hAnsi="Cambria Math"/>
-          </w:rPr>
-          <m:t>X</m:t>
-        </m:r>
-        <m:r>
-          <m:rPr>
-            <m:sty m:val="p"/>
-          </m:rPr>
-          <w:rPr>
-            <w:rFonts w:ascii="Cambria Math" w:hAnsi="Cambria Math"/>
-          </w:rPr>
-          <m:t xml:space="preserve"> ∈ </m:t>
-        </m:r>
-        <m:sSup>
-          <m:sSupPr>
-            <m:ctrlPr>
-              <w:rPr>
-                <w:rFonts w:ascii="Cambria Math" w:hAnsi="Cambria Math"/>
-              </w:rPr>
-            </m:ctrlPr>
-          </m:sSupPr>
-          <m:e>
-            <m:r>
-              <m:rPr>
-                <m:scr m:val="double-struck"/>
-                <m:sty m:val="p"/>
-              </m:rPr>
-              <w:rPr>
-                <w:rFonts w:ascii="Cambria Math" w:hAnsi="Cambria Math"/>
-              </w:rPr>
-              <m:t>R</m:t>
-            </m:r>
-          </m:e>
-          <m:sup>
-            <m:r>
-              <w:rPr>
-                <w:rFonts w:ascii="Cambria Math" w:hAnsi="Cambria Math"/>
-              </w:rPr>
-              <m:t>n×(k+1)</m:t>
-            </m:r>
-          </m:sup>
-        </m:sSup>
-        <m:r>
-          <m:rPr>
-            <m:sty m:val="p"/>
-          </m:rPr>
-          <w:rPr>
-            <w:rFonts w:ascii="Cambria Math" w:hAnsi="Cambria Math"/>
-          </w:rPr>
-          <m:t xml:space="preserve"> </m:t>
-        </m:r>
-      </m:oMath>
-      <w:r>
-        <w:t xml:space="preserve"> để xử lý hệ số tự do </w:t>
-      </w:r>
-      <m:oMath>
-        <m:sSub>
-          <m:sSubPr>
-            <m:ctrlPr>
-              <w:rPr>
-                <w:rFonts w:ascii="Cambria Math" w:hAnsi="Cambria Math"/>
-              </w:rPr>
-            </m:ctrlPr>
-          </m:sSubPr>
-          <m:e>
-            <m:r>
-              <m:rPr>
-                <m:sty m:val="p"/>
-              </m:rPr>
-              <w:rPr>
-                <w:rFonts w:ascii="Cambria Math" w:hAnsi="Cambria Math"/>
-              </w:rPr>
-              <m:t>β</m:t>
-            </m:r>
-          </m:e>
-          <m:sub>
-            <m:r>
-              <m:rPr>
-                <m:sty m:val="p"/>
-              </m:rPr>
-              <w:rPr>
-                <w:rFonts w:ascii="Cambria Math" w:hAnsi="Cambria Math"/>
-              </w:rPr>
-              <m:t>0</m:t>
-            </m:r>
-          </m:sub>
-        </m:sSub>
-      </m:oMath>
-    </w:p>
-    <w:p>
-      <w:pPr>
-        <w:pStyle w:val="Bullet-"/>
-      </w:pPr>
-      <w:r>
-        <w:t>Step</w:t>
-      </w:r>
-      <w:r>
-        <w:t xml:space="preserve"> 3: </w:t>
-      </w:r>
-      <w:r>
-        <w:t xml:space="preserve">Lặp với </w:t>
-      </w:r>
-      <m:oMath>
-        <m:r>
-          <m:rPr>
-            <m:sty m:val="p"/>
-          </m:rPr>
-          <w:rPr>
-            <w:rFonts w:ascii="Cambria Math" w:hAnsi="Cambria Math"/>
-          </w:rPr>
-          <m:t>t=1</m:t>
-        </m:r>
-      </m:oMath>
-      <w:r>
-        <w:t xml:space="preserve"> đến </w:t>
-      </w:r>
-      <m:oMath>
-        <m:sSub>
-          <m:sSubPr>
-            <m:ctrlPr>
-              <w:rPr>
-                <w:rFonts w:ascii="Cambria Math" w:hAnsi="Cambria Math"/>
-              </w:rPr>
-            </m:ctrlPr>
-          </m:sSubPr>
-          <m:e>
-            <m:r>
-              <m:rPr>
-                <m:sty m:val="p"/>
-              </m:rPr>
-              <w:rPr>
-                <w:rFonts w:ascii="Cambria Math" w:hAnsi="Cambria Math"/>
-              </w:rPr>
-              <m:t>T</m:t>
-            </m:r>
-          </m:e>
-          <m:sub>
-            <m:r>
-              <m:rPr>
-                <m:nor/>
-              </m:rPr>
-              <m:t>max</m:t>
-            </m:r>
-          </m:sub>
-        </m:sSub>
-      </m:oMath>
-      <w:r>
-        <w:t>:</w:t>
-      </w:r>
-    </w:p>
-    <w:p>
-      <w:pPr>
-        <w:pStyle w:val="Bullet"/>
-      </w:pPr>
-      <w:r>
-        <w:rPr>
-          <w:rFonts w:eastAsia="inter"/>
-        </w:rPr>
-        <w:t xml:space="preserve">Bước 3.1 </w:t>
-      </w:r>
-      <w:r>
-        <w:rPr>
-          <w:rFonts w:eastAsia="inter"/>
-        </w:rPr>
-        <w:t xml:space="preserve">Với mỗi mẫu </w:t>
-      </w:r>
-      <m:oMath>
-        <m:r>
-          <m:rPr>
-            <m:sty m:val="p"/>
-          </m:rPr>
-          <w:rPr>
-            <w:rFonts w:ascii="Cambria Math" w:hAnsi="Cambria Math"/>
-          </w:rPr>
-          <m:t>i</m:t>
-        </m:r>
-      </m:oMath>
-      <w:r>
-        <w:rPr>
-          <w:rFonts w:eastAsia="inter"/>
-        </w:rPr>
-        <w:t>, tính:</w:t>
-      </w:r>
-      <m:oMath>
-        <m:sSub>
-          <m:sSubPr>
-            <m:ctrlPr>
-              <w:rPr>
-                <w:rFonts w:ascii="Cambria Math" w:hAnsi="Cambria Math"/>
-              </w:rPr>
-            </m:ctrlPr>
-          </m:sSubPr>
-          <m:e>
-            <m:r>
-              <m:rPr>
-                <m:sty m:val="p"/>
-              </m:rPr>
-              <w:rPr>
-                <w:rFonts w:ascii="Cambria Math" w:hAnsi="Cambria Math"/>
-              </w:rPr>
-              <m:t xml:space="preserve"> z</m:t>
-            </m:r>
-          </m:e>
-          <m:sub>
-            <m:r>
-              <m:rPr>
-                <m:sty m:val="p"/>
-              </m:rPr>
-              <w:rPr>
-                <w:rFonts w:ascii="Cambria Math" w:hAnsi="Cambria Math"/>
-              </w:rPr>
-              <m:t>i</m:t>
-            </m:r>
-          </m:sub>
-        </m:sSub>
-        <m:r>
-          <m:rPr>
-            <m:sty m:val="p"/>
-          </m:rPr>
-          <w:rPr>
-            <w:rFonts w:ascii="Cambria Math" w:hAnsi="Cambria Math"/>
-          </w:rPr>
-          <m:t>=</m:t>
-        </m:r>
-        <m:sSup>
-          <m:sSupPr>
-            <m:ctrlPr>
-              <w:rPr>
-                <w:rFonts w:ascii="Cambria Math" w:hAnsi="Cambria Math"/>
-              </w:rPr>
-            </m:ctrlPr>
-          </m:sSupPr>
-          <m:e>
-            <m:r>
-              <m:rPr>
-                <m:sty m:val="p"/>
-              </m:rPr>
-              <w:rPr>
-                <w:rFonts w:ascii="Cambria Math" w:hAnsi="Cambria Math"/>
-              </w:rPr>
-              <m:t>β</m:t>
-            </m:r>
-          </m:e>
-          <m:sup>
-            <m:r>
-              <m:rPr>
-                <m:sty m:val="p"/>
-              </m:rPr>
-              <w:rPr>
-                <w:rFonts w:ascii="Cambria Math" w:hAnsi="Cambria Math"/>
-              </w:rPr>
-              <m:t>T</m:t>
-            </m:r>
-          </m:sup>
-        </m:sSup>
-        <m:sSub>
-          <m:sSubPr>
-            <m:ctrlPr>
-              <w:rPr>
-                <w:rFonts w:ascii="Cambria Math" w:hAnsi="Cambria Math"/>
-              </w:rPr>
-            </m:ctrlPr>
-          </m:sSubPr>
-          <m:e>
-            <m:r>
-              <m:rPr>
-                <m:scr m:val="script"/>
-              </m:rPr>
-              <w:rPr>
-                <w:rFonts w:ascii="Cambria Math" w:hAnsi="Cambria Math"/>
-              </w:rPr>
-              <m:t>X</m:t>
-            </m:r>
-          </m:e>
-          <m:sub>
-            <m:r>
-              <m:rPr>
-                <m:sty m:val="p"/>
-              </m:rPr>
-              <w:rPr>
-                <w:rFonts w:ascii="Cambria Math" w:hAnsi="Cambria Math"/>
-              </w:rPr>
-              <m:t>i</m:t>
-            </m:r>
-          </m:sub>
-        </m:sSub>
-        <m:r>
-          <m:rPr>
-            <m:sty m:val="p"/>
-          </m:rPr>
-          <w:rPr>
-            <w:rFonts w:ascii="Cambria Math" w:hAnsi="Cambria Math"/>
-          </w:rPr>
-          <m:t xml:space="preserve">,  </m:t>
-        </m:r>
-        <m:sSub>
-          <m:sSubPr>
-            <m:ctrlPr>
-              <w:rPr>
-                <w:rFonts w:ascii="Cambria Math" w:hAnsi="Cambria Math"/>
-              </w:rPr>
-            </m:ctrlPr>
-          </m:sSubPr>
-          <m:e>
-            <m:acc>
-              <m:accPr>
-                <m:chr m:val="ˆ"/>
-                <m:ctrlPr>
-                  <w:rPr>
-                    <w:rFonts w:ascii="Cambria Math" w:hAnsi="Cambria Math"/>
-                  </w:rPr>
-                </m:ctrlPr>
-              </m:accPr>
-              <m:e>
-                <m:r>
-                  <m:rPr>
-                    <m:sty m:val="p"/>
-                  </m:rPr>
-                  <w:rPr>
-                    <w:rFonts w:ascii="Cambria Math" w:hAnsi="Cambria Math"/>
-                  </w:rPr>
-                  <m:t>y</m:t>
-                </m:r>
-              </m:e>
-            </m:acc>
-          </m:e>
-          <m:sub>
-            <m:r>
-              <m:rPr>
-                <m:sty m:val="p"/>
-              </m:rPr>
-              <w:rPr>
-                <w:rFonts w:ascii="Cambria Math" w:hAnsi="Cambria Math"/>
-              </w:rPr>
-              <m:t>i</m:t>
-            </m:r>
-          </m:sub>
-        </m:sSub>
-        <m:r>
-          <m:rPr>
-            <m:sty m:val="p"/>
-          </m:rPr>
-          <w:rPr>
-            <w:rFonts w:ascii="Cambria Math" w:hAnsi="Cambria Math"/>
-          </w:rPr>
-          <m:t>=</m:t>
-        </m:r>
-        <m:f>
-          <m:fPr>
-            <m:ctrlPr>
-              <w:rPr>
-                <w:rFonts w:ascii="Cambria Math" w:hAnsi="Cambria Math"/>
-              </w:rPr>
-            </m:ctrlPr>
-          </m:fPr>
-          <m:num>
-            <m:r>
-              <m:rPr>
-                <m:sty m:val="p"/>
-              </m:rPr>
-              <w:rPr>
-                <w:rFonts w:ascii="Cambria Math" w:hAnsi="Cambria Math"/>
-              </w:rPr>
-              <m:t>1</m:t>
-            </m:r>
-          </m:num>
-          <m:den>
-            <m:r>
-              <m:rPr>
-                <m:sty m:val="p"/>
-              </m:rPr>
-              <w:rPr>
-                <w:rFonts w:ascii="Cambria Math" w:hAnsi="Cambria Math"/>
-              </w:rPr>
-              <m:t xml:space="preserve">1+ </m:t>
-            </m:r>
-            <m:sSup>
-              <m:sSupPr>
-                <m:ctrlPr>
-                  <w:rPr>
-                    <w:rFonts w:ascii="Cambria Math" w:hAnsi="Cambria Math"/>
-                    <w:i/>
-                  </w:rPr>
-                </m:ctrlPr>
-              </m:sSupPr>
-              <m:e>
-                <m:r>
-                  <w:rPr>
-                    <w:rFonts w:ascii="Cambria Math" w:hAnsi="Cambria Math"/>
-                  </w:rPr>
-                  <m:t>e</m:t>
-                </m:r>
-              </m:e>
-              <m:sup>
-                <m:r>
-                  <w:rPr>
-                    <w:rFonts w:ascii="Cambria Math" w:hAnsi="Cambria Math"/>
-                  </w:rPr>
-                  <m:t>-</m:t>
-                </m:r>
-                <m:sSub>
-                  <m:sSubPr>
-                    <m:ctrlPr>
-                      <w:rPr>
-                        <w:rFonts w:ascii="Cambria Math" w:hAnsi="Cambria Math"/>
-                        <w:i/>
-                      </w:rPr>
-                    </m:ctrlPr>
-                  </m:sSubPr>
-                  <m:e>
-                    <m:r>
-                      <w:rPr>
-                        <w:rFonts w:ascii="Cambria Math" w:hAnsi="Cambria Math"/>
-                      </w:rPr>
-                      <m:t>z</m:t>
-                    </m:r>
-                  </m:e>
-                  <m:sub>
-                    <m:r>
-                      <w:rPr>
-                        <w:rFonts w:ascii="Cambria Math" w:hAnsi="Cambria Math"/>
-                      </w:rPr>
-                      <m:t>i</m:t>
-                    </m:r>
-                  </m:sub>
-                </m:sSub>
-              </m:sup>
-            </m:sSup>
-          </m:den>
-        </m:f>
-      </m:oMath>
-    </w:p>
-    <w:p>
-      <w:pPr>
-        <w:pStyle w:val="Bullet"/>
-      </w:pPr>
-      <w:r>
-        <w:rPr>
-          <w:rFonts w:eastAsia="inter"/>
-        </w:rPr>
-        <w:t xml:space="preserve">Bước 3.2 </w:t>
-      </w:r>
-      <w:r>
-        <w:rPr>
-          <w:rFonts w:eastAsia="inter"/>
-        </w:rPr>
-        <w:t>Tính gradient:</w:t>
-      </w:r>
-      <m:oMath>
-        <m:r>
-          <w:rPr>
-            <w:rFonts w:ascii="Cambria Math" w:eastAsia="inter" w:hAnsi="Cambria Math"/>
-          </w:rPr>
-          <m:t xml:space="preserve"> </m:t>
-        </m:r>
-        <m:r>
-          <m:rPr>
-            <m:sty m:val="p"/>
-          </m:rPr>
-          <w:rPr>
-            <w:rFonts w:ascii="Cambria Math" w:hAnsi="Cambria Math"/>
-          </w:rPr>
-          <m:t>∇</m:t>
-        </m:r>
-        <m:r>
-          <m:rPr>
-            <m:scr m:val="script"/>
-            <m:sty m:val="p"/>
-          </m:rPr>
-          <w:rPr>
-            <w:rFonts w:ascii="Cambria Math" w:hAnsi="Cambria Math"/>
-          </w:rPr>
-          <m:t>L(</m:t>
-        </m:r>
-        <m:r>
-          <m:rPr>
-            <m:sty m:val="p"/>
-          </m:rPr>
-          <w:rPr>
-            <w:rFonts w:ascii="Cambria Math" w:hAnsi="Cambria Math"/>
-          </w:rPr>
-          <m:t>β)=</m:t>
-        </m:r>
-        <m:f>
-          <m:fPr>
-            <m:ctrlPr>
-              <w:rPr>
-                <w:rFonts w:ascii="Cambria Math" w:hAnsi="Cambria Math"/>
-              </w:rPr>
-            </m:ctrlPr>
-          </m:fPr>
-          <m:num>
-            <m:r>
-              <m:rPr>
-                <m:sty m:val="p"/>
-              </m:rPr>
-              <w:rPr>
-                <w:rFonts w:ascii="Cambria Math" w:hAnsi="Cambria Math"/>
-              </w:rPr>
-              <m:t>1</m:t>
-            </m:r>
-          </m:num>
-          <m:den>
-            <m:r>
-              <m:rPr>
-                <m:sty m:val="p"/>
-              </m:rPr>
-              <w:rPr>
-                <w:rFonts w:ascii="Cambria Math" w:hAnsi="Cambria Math"/>
-              </w:rPr>
-              <m:t>n</m:t>
-            </m:r>
-          </m:den>
-        </m:f>
-        <m:nary>
-          <m:naryPr>
-            <m:chr m:val="∑"/>
-            <m:limLoc m:val="undOvr"/>
-            <m:grow m:val="1"/>
-            <m:ctrlPr>
-              <w:rPr>
-                <w:rFonts w:ascii="Cambria Math" w:hAnsi="Cambria Math"/>
-              </w:rPr>
-            </m:ctrlPr>
-          </m:naryPr>
-          <m:sub>
-            <m:r>
-              <m:rPr>
-                <m:sty m:val="p"/>
-              </m:rPr>
-              <w:rPr>
-                <w:rFonts w:ascii="Cambria Math" w:hAnsi="Cambria Math"/>
-              </w:rPr>
-              <m:t>i=1</m:t>
-            </m:r>
-          </m:sub>
-          <m:sup>
-            <m:r>
-              <m:rPr>
-                <m:sty m:val="p"/>
-              </m:rPr>
-              <w:rPr>
-                <w:rFonts w:ascii="Cambria Math" w:hAnsi="Cambria Math"/>
-              </w:rPr>
-              <m:t>n</m:t>
-            </m:r>
-          </m:sup>
-          <m:e>
-            <m:r>
-              <m:rPr>
-                <m:sty m:val="p"/>
-              </m:rPr>
-              <w:rPr>
-                <w:rFonts w:ascii="Cambria Math" w:hAnsi="Cambria Math"/>
-              </w:rPr>
-              <m:t> </m:t>
-            </m:r>
-          </m:e>
-        </m:nary>
-        <m:r>
-          <m:rPr>
-            <m:sty m:val="p"/>
-          </m:rPr>
-          <w:rPr>
-            <w:rFonts w:ascii="Cambria Math" w:hAnsi="Cambria Math"/>
-          </w:rPr>
-          <m:t>(</m:t>
-        </m:r>
-        <m:sSub>
-          <m:sSubPr>
-            <m:ctrlPr>
-              <w:rPr>
-                <w:rFonts w:ascii="Cambria Math" w:hAnsi="Cambria Math"/>
-              </w:rPr>
-            </m:ctrlPr>
-          </m:sSubPr>
-          <m:e>
-            <m:acc>
-              <m:accPr>
-                <m:chr m:val="ˆ"/>
-                <m:ctrlPr>
-                  <w:rPr>
-                    <w:rFonts w:ascii="Cambria Math" w:hAnsi="Cambria Math"/>
-                  </w:rPr>
-                </m:ctrlPr>
-              </m:accPr>
-              <m:e>
-                <m:r>
-                  <m:rPr>
-                    <m:sty m:val="p"/>
-                  </m:rPr>
-                  <w:rPr>
-                    <w:rFonts w:ascii="Cambria Math" w:hAnsi="Cambria Math"/>
-                  </w:rPr>
-                  <m:t>y</m:t>
-                </m:r>
-              </m:e>
-            </m:acc>
-          </m:e>
-          <m:sub>
-            <m:r>
-              <m:rPr>
-                <m:sty m:val="p"/>
-              </m:rPr>
-              <w:rPr>
-                <w:rFonts w:ascii="Cambria Math" w:hAnsi="Cambria Math"/>
-              </w:rPr>
-              <m:t>i</m:t>
-            </m:r>
-          </m:sub>
-        </m:sSub>
-        <m:r>
-          <m:rPr>
-            <m:sty m:val="p"/>
-          </m:rPr>
-          <w:rPr>
-            <w:rFonts w:ascii="Cambria Math" w:hAnsi="Cambria Math"/>
-          </w:rPr>
-          <m:t>-</m:t>
-        </m:r>
-        <m:sSub>
-          <m:sSubPr>
-            <m:ctrlPr>
-              <w:rPr>
-                <w:rFonts w:ascii="Cambria Math" w:hAnsi="Cambria Math"/>
-              </w:rPr>
-            </m:ctrlPr>
-          </m:sSubPr>
-          <m:e>
-            <m:r>
-              <m:rPr>
-                <m:sty m:val="p"/>
-              </m:rPr>
-              <w:rPr>
-                <w:rFonts w:ascii="Cambria Math" w:hAnsi="Cambria Math"/>
-              </w:rPr>
-              <m:t>y</m:t>
-            </m:r>
-          </m:e>
-          <m:sub>
-            <m:r>
-              <m:rPr>
-                <m:sty m:val="p"/>
-              </m:rPr>
-              <w:rPr>
-                <w:rFonts w:ascii="Cambria Math" w:hAnsi="Cambria Math"/>
-              </w:rPr>
-              <m:t>i</m:t>
-            </m:r>
-          </m:sub>
-        </m:sSub>
-        <m:r>
-          <m:rPr>
-            <m:sty m:val="p"/>
-          </m:rPr>
-          <w:rPr>
-            <w:rFonts w:ascii="Cambria Math" w:hAnsi="Cambria Math"/>
-          </w:rPr>
-          <m:t>)</m:t>
-        </m:r>
-        <m:sSub>
-          <m:sSubPr>
-            <m:ctrlPr>
-              <w:rPr>
-                <w:rFonts w:ascii="Cambria Math" w:hAnsi="Cambria Math"/>
-              </w:rPr>
-            </m:ctrlPr>
-          </m:sSubPr>
-          <m:e>
-            <m:r>
-              <m:rPr>
-                <m:scr m:val="script"/>
-              </m:rPr>
-              <w:rPr>
-                <w:rFonts w:ascii="Cambria Math" w:hAnsi="Cambria Math"/>
-              </w:rPr>
-              <m:t>X</m:t>
-            </m:r>
-          </m:e>
-          <m:sub>
-            <m:r>
-              <m:rPr>
-                <m:sty m:val="p"/>
-              </m:rPr>
-              <w:rPr>
-                <w:rFonts w:ascii="Cambria Math" w:hAnsi="Cambria Math"/>
-              </w:rPr>
-              <m:t>i</m:t>
-            </m:r>
-          </m:sub>
-        </m:sSub>
-      </m:oMath>
-    </w:p>
-    <w:p>
-      <w:pPr>
-        <w:pStyle w:val="Bullet"/>
-      </w:pPr>
-      <w:r>
-        <w:rPr>
-          <w:rFonts w:eastAsia="inter"/>
-        </w:rPr>
-        <w:t xml:space="preserve">Bước 3.3 </w:t>
-      </w:r>
-      <w:r>
-        <w:rPr>
-          <w:rFonts w:eastAsia="inter"/>
-        </w:rPr>
-        <w:t xml:space="preserve">Nếu </w:t>
+        <w:t xml:space="preserve">Điều kiện dừng: đạt tới lần lặp max hoặc </w:t>
       </w:r>
       <m:oMath>
         <m:r>
@@ -20176,121 +18331,12 @@
           <m:t>β)‖&lt;ε</m:t>
         </m:r>
       </m:oMath>
-      <w:r>
-        <w:rPr>
-          <w:rFonts w:eastAsia="inter"/>
-        </w:rPr>
-        <w:t>: dừng thuật toán</w:t>
-      </w:r>
-    </w:p>
-    <w:p>
-      <w:pPr>
-        <w:pStyle w:val="Bullet"/>
-      </w:pPr>
-      <w:r>
-        <w:rPr>
-          <w:rFonts w:eastAsia="inter"/>
-        </w:rPr>
-        <w:t xml:space="preserve">Bước 3.4 </w:t>
-      </w:r>
-      <w:r>
-        <w:rPr>
-          <w:rFonts w:eastAsia="inter"/>
-        </w:rPr>
-        <w:t>Cập nhật:</w:t>
-      </w:r>
-      <m:oMath>
-        <m:r>
-          <m:rPr>
-            <m:sty m:val="p"/>
-          </m:rPr>
-          <w:rPr>
-            <w:rFonts w:ascii="Cambria Math" w:hAnsi="Cambria Math"/>
-          </w:rPr>
-          <m:t>β←β-α⋅∇</m:t>
-        </m:r>
-        <m:r>
-          <m:rPr>
-            <m:scr m:val="script"/>
-            <m:sty m:val="p"/>
-          </m:rPr>
-          <w:rPr>
-            <w:rFonts w:ascii="Cambria Math" w:hAnsi="Cambria Math"/>
-          </w:rPr>
-          <m:t>L(</m:t>
-        </m:r>
-        <m:r>
-          <m:rPr>
-            <m:sty m:val="p"/>
-          </m:rPr>
-          <w:rPr>
-            <w:rFonts w:ascii="Cambria Math" w:hAnsi="Cambria Math"/>
-          </w:rPr>
-          <m:t>β)</m:t>
-        </m:r>
-      </m:oMath>
-    </w:p>
-    <w:p>
-      <w:pPr>
-        <w:pStyle w:val="Bullet-"/>
-      </w:pPr>
-      <w:r>
-        <w:t>Step</w:t>
-      </w:r>
-      <w:r>
-        <w:t xml:space="preserve"> 4: </w:t>
-      </w:r>
-      <w:r>
-        <w:t xml:space="preserve">Trả về </w:t>
-      </w:r>
-      <m:oMath>
-        <m:sSup>
-          <m:sSupPr>
-            <m:ctrlPr>
-              <w:rPr>
-                <w:rFonts w:ascii="Cambria Math" w:hAnsi="Cambria Math"/>
-                <w:i/>
-              </w:rPr>
-            </m:ctrlPr>
-          </m:sSupPr>
-          <m:e>
-            <m:r>
-              <w:rPr>
-                <w:rFonts w:ascii="Cambria Math" w:hAnsi="Cambria Math"/>
-              </w:rPr>
-              <m:t>β</m:t>
-            </m:r>
-            <m:ctrlPr>
-              <w:rPr>
-                <w:rFonts w:ascii="Cambria Math" w:hAnsi="Cambria Math"/>
-              </w:rPr>
-            </m:ctrlPr>
-          </m:e>
-          <m:sup>
-            <m:r>
-              <w:rPr>
-                <w:rFonts w:ascii="Cambria Math" w:hAnsi="Cambria Math"/>
-              </w:rPr>
-              <m:t>*</m:t>
-            </m:r>
-          </m:sup>
-        </m:sSup>
-        <m:r>
-          <m:rPr>
-            <m:sty m:val="p"/>
-          </m:rPr>
-          <w:rPr>
-            <w:rFonts w:ascii="Cambria Math" w:hAnsi="Cambria Math"/>
-          </w:rPr>
-          <m:t>= β</m:t>
-        </m:r>
-      </m:oMath>
     </w:p>
     <w:p>
       <w:pPr>
         <w:pStyle w:val="Heading3"/>
       </w:pPr>
-      <w:bookmarkStart w:id="10" w:name="_Toc199946228"/>
+      <w:bookmarkStart w:id="10" w:name="_Toc200115909"/>
       <w:r>
         <w:t>Dự đoán kết quả</w:t>
       </w:r>
@@ -20327,6 +18373,7 @@
             <w:rPr>
               <w:rFonts w:ascii="Cambria Math" w:hAnsi="Cambria Math"/>
             </w:rPr>
+            <w:lastRenderedPageBreak/>
             <m:t xml:space="preserve"> </m:t>
           </m:r>
           <m:acc>
@@ -21068,7 +19115,7 @@
       <w:pPr>
         <w:pStyle w:val="Heading3"/>
       </w:pPr>
-      <w:bookmarkStart w:id="11" w:name="_Toc199946229"/>
+      <w:bookmarkStart w:id="11" w:name="_Toc200115910"/>
       <w:r>
         <w:t>Đánh giá mô hình</w:t>
       </w:r>
@@ -21091,7 +19138,6 @@
           <w:b w:val="0"/>
           <w:bCs w:val="0"/>
         </w:rPr>
-        <w:lastRenderedPageBreak/>
         <w:t>Bảng</w:t>
       </w:r>
       <w:r>
@@ -21941,10 +19987,37 @@
     <w:p>
       <w:pPr>
         <w:pStyle w:val="Heading1"/>
+        <w:rPr>
+          <w:lang w:val="vi-VN"/>
+        </w:rPr>
       </w:pPr>
-      <w:bookmarkStart w:id="12" w:name="_Toc199946230"/>
-      <w:r>
-        <w:t>Minh họa thuật toán Logistic Regression dùng Excel</w:t>
+      <w:bookmarkStart w:id="12" w:name="_Toc200115911"/>
+      <w:r>
+        <w:rPr>
+          <w:lang w:val="en"/>
+        </w:rPr>
+        <w:t>T</w:t>
+      </w:r>
+      <w:r>
+        <w:rPr>
+          <w:lang w:val="en"/>
+        </w:rPr>
+        <w:t xml:space="preserve">ìm phương trình </w:t>
+      </w:r>
+      <w:r>
+        <w:t>Logistic Regression</w:t>
+      </w:r>
+      <w:r>
+        <w:rPr>
+          <w:lang w:val="en"/>
+        </w:rPr>
+        <w:t xml:space="preserve"> </w:t>
+      </w:r>
+      <w:r>
+        <w:rPr>
+          <w:lang w:val="en"/>
+        </w:rPr>
+        <w:t>dùng Python</w:t>
       </w:r>
       <w:bookmarkEnd w:id="12"/>
     </w:p>
@@ -21952,25 +20025,11 @@
       <w:pPr>
         <w:pStyle w:val="Heading2"/>
       </w:pPr>
-      <w:bookmarkStart w:id="13" w:name="_Toc199946231"/>
-      <w:r>
-        <w:t>Chuẩn bị dữ liệu</w:t>
+      <w:bookmarkStart w:id="13" w:name="_Toc200115912"/>
+      <w:r>
+        <w:t>Chuẩn bị các function</w:t>
       </w:r>
       <w:bookmarkEnd w:id="13"/>
-    </w:p>
-    <w:p>
-      <w:pPr>
-        <w:pStyle w:val="Bullet-"/>
-        <w:rPr>
-          <w:lang w:val="en"/>
-        </w:rPr>
-      </w:pPr>
-      <w:r>
-        <w:rPr>
-          <w:lang w:val="en"/>
-        </w:rPr>
-        <w:t>Dữ liệu trước khi scale</w:t>
-      </w:r>
     </w:p>
     <w:p>
       <w:pPr>
@@ -21980,801 +20039,7 @@
         <w:rPr>
           <w:noProof/>
         </w:rPr>
-        <w:drawing>
-          <wp:inline distT="0" distB="0" distL="0" distR="0" wp14:anchorId="65372C46" wp14:editId="193ED0AC">
-            <wp:extent cx="5764530" cy="3497730"/>
-            <wp:effectExtent l="0" t="0" r="7620" b="7620"/>
-            <wp:docPr id="43000754" name="Picture 1" descr="A screenshot of a spreadsheet&#10;&#10;AI-generated content may be incorrect."/>
-            <wp:cNvGraphicFramePr>
-              <a:graphicFrameLocks xmlns:a="http://schemas.openxmlformats.org/drawingml/2006/main" noChangeAspect="1"/>
-            </wp:cNvGraphicFramePr>
-            <a:graphic xmlns:a="http://schemas.openxmlformats.org/drawingml/2006/main">
-              <a:graphicData uri="http://schemas.openxmlformats.org/drawingml/2006/picture">
-                <pic:pic xmlns:pic="http://schemas.openxmlformats.org/drawingml/2006/picture">
-                  <pic:nvPicPr>
-                    <pic:cNvPr id="43000754" name="Picture 1" descr="A screenshot of a spreadsheet&#10;&#10;AI-generated content may be incorrect."/>
-                    <pic:cNvPicPr/>
-                  </pic:nvPicPr>
-                  <pic:blipFill>
-                    <a:blip r:embed="rId10"/>
-                    <a:stretch>
-                      <a:fillRect/>
-                    </a:stretch>
-                  </pic:blipFill>
-                  <pic:spPr>
-                    <a:xfrm>
-                      <a:off x="0" y="0"/>
-                      <a:ext cx="5790851" cy="3513701"/>
-                    </a:xfrm>
-                    <a:prstGeom prst="rect">
-                      <a:avLst/>
-                    </a:prstGeom>
-                  </pic:spPr>
-                </pic:pic>
-              </a:graphicData>
-            </a:graphic>
-          </wp:inline>
-        </w:drawing>
-      </w:r>
-    </w:p>
-    <w:p>
-      <w:pPr>
-        <w:pStyle w:val="Bullet-"/>
-        <w:rPr>
-          <w:lang w:val="en"/>
-        </w:rPr>
-      </w:pPr>
-      <w:r>
-        <w:rPr>
-          <w:lang w:val="en"/>
-        </w:rPr>
         <w:lastRenderedPageBreak/>
-        <w:t xml:space="preserve">Dữ liệu sau khi scale và </w:t>
-      </w:r>
-      <w:r>
-        <w:rPr>
-          <w:lang w:val="en"/>
-        </w:rPr>
-        <w:t>gán thêm</w:t>
-      </w:r>
-      <w:r>
-        <w:rPr>
-          <w:lang w:val="en"/>
-        </w:rPr>
-        <w:t xml:space="preserve"> bậc tự do</w:t>
-      </w:r>
-    </w:p>
-    <w:p>
-      <w:pPr>
-        <w:pStyle w:val="Normaltop6"/>
-      </w:pPr>
-      <w:r>
-        <w:rPr>
-          <w:noProof/>
-        </w:rPr>
-        <w:drawing>
-          <wp:inline distT="0" distB="0" distL="0" distR="0" wp14:anchorId="6BE0B4E7" wp14:editId="705FB9CD">
-            <wp:extent cx="4734586" cy="2276793"/>
-            <wp:effectExtent l="0" t="0" r="8890" b="9525"/>
-            <wp:docPr id="811121282" name="Picture 1" descr="A table with numbers and letters&#10;&#10;AI-generated content may be incorrect."/>
-            <wp:cNvGraphicFramePr>
-              <a:graphicFrameLocks xmlns:a="http://schemas.openxmlformats.org/drawingml/2006/main" noChangeAspect="1"/>
-            </wp:cNvGraphicFramePr>
-            <a:graphic xmlns:a="http://schemas.openxmlformats.org/drawingml/2006/main">
-              <a:graphicData uri="http://schemas.openxmlformats.org/drawingml/2006/picture">
-                <pic:pic xmlns:pic="http://schemas.openxmlformats.org/drawingml/2006/picture">
-                  <pic:nvPicPr>
-                    <pic:cNvPr id="811121282" name="Picture 1" descr="A table with numbers and letters&#10;&#10;AI-generated content may be incorrect."/>
-                    <pic:cNvPicPr/>
-                  </pic:nvPicPr>
-                  <pic:blipFill>
-                    <a:blip r:embed="rId11"/>
-                    <a:stretch>
-                      <a:fillRect/>
-                    </a:stretch>
-                  </pic:blipFill>
-                  <pic:spPr>
-                    <a:xfrm>
-                      <a:off x="0" y="0"/>
-                      <a:ext cx="4734586" cy="2276793"/>
-                    </a:xfrm>
-                    <a:prstGeom prst="rect">
-                      <a:avLst/>
-                    </a:prstGeom>
-                  </pic:spPr>
-                </pic:pic>
-              </a:graphicData>
-            </a:graphic>
-          </wp:inline>
-        </w:drawing>
-      </w:r>
-    </w:p>
-    <w:p>
-      <w:pPr>
-        <w:pStyle w:val="Heading2"/>
-      </w:pPr>
-      <w:bookmarkStart w:id="14" w:name="_Toc199946232"/>
-      <w:r>
-        <w:t>Xác định các tham số chạy Gradient Descent:</w:t>
-      </w:r>
-      <w:bookmarkEnd w:id="14"/>
-    </w:p>
-    <w:p>
-      <w:pPr>
-        <w:pStyle w:val="Normaltop6"/>
-      </w:pPr>
-      <w:r>
-        <w:rPr>
-          <w:noProof/>
-        </w:rPr>
-        <w:drawing>
-          <wp:inline distT="0" distB="0" distL="0" distR="0" wp14:anchorId="1855C1F3" wp14:editId="328DB3DA">
-            <wp:extent cx="3781953" cy="1467055"/>
-            <wp:effectExtent l="0" t="0" r="9525" b="0"/>
-            <wp:docPr id="675857691" name="Picture 1" descr="A white paper with black text&#10;&#10;AI-generated content may be incorrect."/>
-            <wp:cNvGraphicFramePr>
-              <a:graphicFrameLocks xmlns:a="http://schemas.openxmlformats.org/drawingml/2006/main" noChangeAspect="1"/>
-            </wp:cNvGraphicFramePr>
-            <a:graphic xmlns:a="http://schemas.openxmlformats.org/drawingml/2006/main">
-              <a:graphicData uri="http://schemas.openxmlformats.org/drawingml/2006/picture">
-                <pic:pic xmlns:pic="http://schemas.openxmlformats.org/drawingml/2006/picture">
-                  <pic:nvPicPr>
-                    <pic:cNvPr id="675857691" name="Picture 1" descr="A white paper with black text&#10;&#10;AI-generated content may be incorrect."/>
-                    <pic:cNvPicPr/>
-                  </pic:nvPicPr>
-                  <pic:blipFill>
-                    <a:blip r:embed="rId12"/>
-                    <a:stretch>
-                      <a:fillRect/>
-                    </a:stretch>
-                  </pic:blipFill>
-                  <pic:spPr>
-                    <a:xfrm>
-                      <a:off x="0" y="0"/>
-                      <a:ext cx="3781953" cy="1467055"/>
-                    </a:xfrm>
-                    <a:prstGeom prst="rect">
-                      <a:avLst/>
-                    </a:prstGeom>
-                  </pic:spPr>
-                </pic:pic>
-              </a:graphicData>
-            </a:graphic>
-          </wp:inline>
-        </w:drawing>
-      </w:r>
-    </w:p>
-    <w:p>
-      <w:pPr>
-        <w:pStyle w:val="Heading2"/>
-      </w:pPr>
-      <w:bookmarkStart w:id="15" w:name="_Toc199946233"/>
-      <w:r>
-        <w:t>Chạy</w:t>
-      </w:r>
-      <w:r>
-        <w:t xml:space="preserve"> Gradient</w:t>
-      </w:r>
-      <w:bookmarkEnd w:id="15"/>
-    </w:p>
-    <w:p>
-      <w:pPr>
-        <w:pStyle w:val="Bullet-"/>
-        <w:rPr>
-          <w:lang w:val="en"/>
-        </w:rPr>
-      </w:pPr>
-      <w:r>
-        <w:rPr>
-          <w:lang w:val="en"/>
-        </w:rPr>
-        <w:t>Khởi tạo giá trị cho các hệ số hồi quy và t</w:t>
-      </w:r>
-      <w:r>
-        <w:rPr>
-          <w:lang w:val="en"/>
-        </w:rPr>
-        <w:t xml:space="preserve">ính các </w:t>
-      </w:r>
-      <w:r>
-        <w:rPr>
-          <w:lang w:val="en"/>
-        </w:rPr>
-        <w:t>tham số</w:t>
-      </w:r>
-      <w:r>
-        <w:rPr>
-          <w:lang w:val="en"/>
-        </w:rPr>
-        <w:t xml:space="preserve"> liên quan tới </w:t>
-      </w:r>
-      <w:r>
-        <w:rPr>
-          <w:lang w:val="en"/>
-        </w:rPr>
-        <w:t>G</w:t>
-      </w:r>
-      <w:r>
-        <w:rPr>
-          <w:lang w:val="en"/>
-        </w:rPr>
-        <w:t>radient</w:t>
-      </w:r>
-    </w:p>
-    <w:p>
-      <w:pPr>
-        <w:pStyle w:val="Normaltop6"/>
-      </w:pPr>
-      <w:r>
-        <w:rPr>
-          <w:noProof/>
-        </w:rPr>
-        <w:drawing>
-          <wp:inline distT="0" distB="0" distL="0" distR="0" wp14:anchorId="3F15B0A5" wp14:editId="5CD53825">
-            <wp:extent cx="6058894" cy="2108985"/>
-            <wp:effectExtent l="0" t="0" r="0" b="5715"/>
-            <wp:docPr id="805762956" name="Picture 1" descr="A screenshot of a computer&#10;&#10;AI-generated content may be incorrect."/>
-            <wp:cNvGraphicFramePr>
-              <a:graphicFrameLocks xmlns:a="http://schemas.openxmlformats.org/drawingml/2006/main" noChangeAspect="1"/>
-            </wp:cNvGraphicFramePr>
-            <a:graphic xmlns:a="http://schemas.openxmlformats.org/drawingml/2006/main">
-              <a:graphicData uri="http://schemas.openxmlformats.org/drawingml/2006/picture">
-                <pic:pic xmlns:pic="http://schemas.openxmlformats.org/drawingml/2006/picture">
-                  <pic:nvPicPr>
-                    <pic:cNvPr id="805762956" name="Picture 1" descr="A screenshot of a computer&#10;&#10;AI-generated content may be incorrect."/>
-                    <pic:cNvPicPr/>
-                  </pic:nvPicPr>
-                  <pic:blipFill>
-                    <a:blip r:embed="rId13"/>
-                    <a:stretch>
-                      <a:fillRect/>
-                    </a:stretch>
-                  </pic:blipFill>
-                  <pic:spPr>
-                    <a:xfrm>
-                      <a:off x="0" y="0"/>
-                      <a:ext cx="6064117" cy="2110803"/>
-                    </a:xfrm>
-                    <a:prstGeom prst="rect">
-                      <a:avLst/>
-                    </a:prstGeom>
-                  </pic:spPr>
-                </pic:pic>
-              </a:graphicData>
-            </a:graphic>
-          </wp:inline>
-        </w:drawing>
-      </w:r>
-    </w:p>
-    <w:p>
-      <w:pPr>
-        <w:pStyle w:val="Bullet-"/>
-      </w:pPr>
-      <w:r>
-        <w:t>Tính Gradient</w:t>
-      </w:r>
-      <w:r>
-        <w:t xml:space="preserve"> cho lần lặp số 1</w:t>
-      </w:r>
-    </w:p>
-    <w:p>
-      <w:pPr>
-        <w:pStyle w:val="Normaltop6"/>
-      </w:pPr>
-      <w:r>
-        <w:rPr>
-          <w:noProof/>
-        </w:rPr>
-        <w:lastRenderedPageBreak/>
-        <w:drawing>
-          <wp:inline distT="0" distB="0" distL="0" distR="0" wp14:anchorId="39100E52" wp14:editId="55DFBDE7">
-            <wp:extent cx="6058535" cy="2092336"/>
-            <wp:effectExtent l="0" t="0" r="0" b="3175"/>
-            <wp:docPr id="1517952417" name="Picture 1" descr="A screenshot of a math program&#10;&#10;AI-generated content may be incorrect."/>
-            <wp:cNvGraphicFramePr>
-              <a:graphicFrameLocks xmlns:a="http://schemas.openxmlformats.org/drawingml/2006/main" noChangeAspect="1"/>
-            </wp:cNvGraphicFramePr>
-            <a:graphic xmlns:a="http://schemas.openxmlformats.org/drawingml/2006/main">
-              <a:graphicData uri="http://schemas.openxmlformats.org/drawingml/2006/picture">
-                <pic:pic xmlns:pic="http://schemas.openxmlformats.org/drawingml/2006/picture">
-                  <pic:nvPicPr>
-                    <pic:cNvPr id="1517952417" name="Picture 1" descr="A screenshot of a math program&#10;&#10;AI-generated content may be incorrect."/>
-                    <pic:cNvPicPr/>
-                  </pic:nvPicPr>
-                  <pic:blipFill>
-                    <a:blip r:embed="rId14"/>
-                    <a:stretch>
-                      <a:fillRect/>
-                    </a:stretch>
-                  </pic:blipFill>
-                  <pic:spPr>
-                    <a:xfrm>
-                      <a:off x="0" y="0"/>
-                      <a:ext cx="6066179" cy="2094976"/>
-                    </a:xfrm>
-                    <a:prstGeom prst="rect">
-                      <a:avLst/>
-                    </a:prstGeom>
-                  </pic:spPr>
-                </pic:pic>
-              </a:graphicData>
-            </a:graphic>
-          </wp:inline>
-        </w:drawing>
-      </w:r>
-    </w:p>
-    <w:p>
-      <w:pPr>
-        <w:pStyle w:val="Bullet-"/>
-        <w:rPr>
-          <w:lang w:val="en"/>
-        </w:rPr>
-      </w:pPr>
-      <w:r>
-        <w:rPr>
-          <w:lang w:val="en"/>
-        </w:rPr>
-        <w:t xml:space="preserve">Tính norm2 </w:t>
-      </w:r>
-      <w:r>
-        <w:rPr>
-          <w:lang w:val="en"/>
-        </w:rPr>
-        <w:t xml:space="preserve">của Gradient </w:t>
-      </w:r>
-      <w:r>
-        <w:rPr>
-          <w:lang w:val="en"/>
-        </w:rPr>
-        <w:t>và giá trị của hàm mất mát</w:t>
-      </w:r>
-      <w:r>
-        <w:rPr>
-          <w:lang w:val="en"/>
-        </w:rPr>
-        <w:t xml:space="preserve"> </w:t>
-      </w:r>
-      <w:r>
-        <w:rPr>
-          <w:lang w:val="en"/>
-        </w:rPr>
-        <w:t>ở lần chạy</w:t>
-      </w:r>
-      <w:r>
-        <w:rPr>
-          <w:lang w:val="en"/>
-        </w:rPr>
-        <w:t xml:space="preserve"> </w:t>
-      </w:r>
-      <w:r>
-        <w:t>số 1</w:t>
-      </w:r>
-    </w:p>
-    <w:p>
-      <w:pPr>
-        <w:pStyle w:val="Normaltop6"/>
-      </w:pPr>
-      <w:r>
-        <w:rPr>
-          <w:noProof/>
-        </w:rPr>
-        <w:drawing>
-          <wp:inline distT="0" distB="0" distL="0" distR="0" wp14:anchorId="5E6AA985" wp14:editId="7893D3B5">
-            <wp:extent cx="6074797" cy="2108998"/>
-            <wp:effectExtent l="0" t="0" r="2540" b="5715"/>
-            <wp:docPr id="710629362" name="Picture 1" descr="A screenshot of a computer&#10;&#10;AI-generated content may be incorrect."/>
-            <wp:cNvGraphicFramePr>
-              <a:graphicFrameLocks xmlns:a="http://schemas.openxmlformats.org/drawingml/2006/main" noChangeAspect="1"/>
-            </wp:cNvGraphicFramePr>
-            <a:graphic xmlns:a="http://schemas.openxmlformats.org/drawingml/2006/main">
-              <a:graphicData uri="http://schemas.openxmlformats.org/drawingml/2006/picture">
-                <pic:pic xmlns:pic="http://schemas.openxmlformats.org/drawingml/2006/picture">
-                  <pic:nvPicPr>
-                    <pic:cNvPr id="710629362" name="Picture 1" descr="A screenshot of a computer&#10;&#10;AI-generated content may be incorrect."/>
-                    <pic:cNvPicPr/>
-                  </pic:nvPicPr>
-                  <pic:blipFill>
-                    <a:blip r:embed="rId15"/>
-                    <a:stretch>
-                      <a:fillRect/>
-                    </a:stretch>
-                  </pic:blipFill>
-                  <pic:spPr>
-                    <a:xfrm>
-                      <a:off x="0" y="0"/>
-                      <a:ext cx="6079302" cy="2110562"/>
-                    </a:xfrm>
-                    <a:prstGeom prst="rect">
-                      <a:avLst/>
-                    </a:prstGeom>
-                  </pic:spPr>
-                </pic:pic>
-              </a:graphicData>
-            </a:graphic>
-          </wp:inline>
-        </w:drawing>
-      </w:r>
-    </w:p>
-    <w:p>
-      <w:pPr>
-        <w:pStyle w:val="Bullet-"/>
-      </w:pPr>
-      <w:r>
-        <w:t xml:space="preserve">Kiểm tra điều kiện </w:t>
-      </w:r>
-      <w:r>
-        <w:t>dừng</w:t>
-      </w:r>
-      <w:r>
-        <w:t xml:space="preserve"> =&gt; chưa dừng</w:t>
-      </w:r>
-    </w:p>
-    <w:p>
-      <w:pPr>
-        <w:pStyle w:val="Bullet-"/>
-      </w:pPr>
-      <w:r>
-        <w:t xml:space="preserve">Cập nhật </w:t>
-      </w:r>
-      <w:r>
-        <w:t xml:space="preserve">các </w:t>
-      </w:r>
-      <w:r>
-        <w:t>tham số hồi quy cho lần chạy thứ 2</w:t>
-      </w:r>
-    </w:p>
-    <w:p>
-      <w:pPr>
-        <w:pStyle w:val="Normaltop6"/>
-      </w:pPr>
-      <w:r>
-        <w:rPr>
-          <w:noProof/>
-        </w:rPr>
-        <w:drawing>
-          <wp:inline distT="0" distB="0" distL="0" distR="0" wp14:anchorId="6C9DB110" wp14:editId="23B0E04D">
-            <wp:extent cx="6082748" cy="2053388"/>
-            <wp:effectExtent l="0" t="0" r="0" b="4445"/>
-            <wp:docPr id="1893595137" name="Picture 1" descr="A screenshot of a computer&#10;&#10;AI-generated content may be incorrect."/>
-            <wp:cNvGraphicFramePr>
-              <a:graphicFrameLocks xmlns:a="http://schemas.openxmlformats.org/drawingml/2006/main" noChangeAspect="1"/>
-            </wp:cNvGraphicFramePr>
-            <a:graphic xmlns:a="http://schemas.openxmlformats.org/drawingml/2006/main">
-              <a:graphicData uri="http://schemas.openxmlformats.org/drawingml/2006/picture">
-                <pic:pic xmlns:pic="http://schemas.openxmlformats.org/drawingml/2006/picture">
-                  <pic:nvPicPr>
-                    <pic:cNvPr id="1893595137" name="Picture 1" descr="A screenshot of a computer&#10;&#10;AI-generated content may be incorrect."/>
-                    <pic:cNvPicPr/>
-                  </pic:nvPicPr>
-                  <pic:blipFill>
-                    <a:blip r:embed="rId16"/>
-                    <a:stretch>
-                      <a:fillRect/>
-                    </a:stretch>
-                  </pic:blipFill>
-                  <pic:spPr>
-                    <a:xfrm>
-                      <a:off x="0" y="0"/>
-                      <a:ext cx="6091056" cy="2056193"/>
-                    </a:xfrm>
-                    <a:prstGeom prst="rect">
-                      <a:avLst/>
-                    </a:prstGeom>
-                  </pic:spPr>
-                </pic:pic>
-              </a:graphicData>
-            </a:graphic>
-          </wp:inline>
-        </w:drawing>
-      </w:r>
-    </w:p>
-    <w:p>
-      <w:pPr>
-        <w:pStyle w:val="Bullet-"/>
-      </w:pPr>
-      <w:r>
-        <w:t>Lặp lại các bước trên cho lần chạy tiếp theo</w:t>
-      </w:r>
-    </w:p>
-    <w:p>
-      <w:pPr>
-        <w:pStyle w:val="Bullet-"/>
-      </w:pPr>
-      <w:r>
-        <w:t>Kết quả của lần lặp thứ 3:</w:t>
-      </w:r>
-    </w:p>
-    <w:p>
-      <w:pPr>
-        <w:pStyle w:val="Normaltop6"/>
-      </w:pPr>
-      <w:r>
-        <w:rPr>
-          <w:noProof/>
-        </w:rPr>
-        <w:lastRenderedPageBreak/>
-        <w:drawing>
-          <wp:inline distT="0" distB="0" distL="0" distR="0" wp14:anchorId="1E835358" wp14:editId="4515429F">
-            <wp:extent cx="6082665" cy="1272443"/>
-            <wp:effectExtent l="0" t="0" r="0" b="4445"/>
-            <wp:docPr id="1170814037" name="Picture 1" descr="A screenshot of a computer&#10;&#10;AI-generated content may be incorrect."/>
-            <wp:cNvGraphicFramePr>
-              <a:graphicFrameLocks xmlns:a="http://schemas.openxmlformats.org/drawingml/2006/main" noChangeAspect="1"/>
-            </wp:cNvGraphicFramePr>
-            <a:graphic xmlns:a="http://schemas.openxmlformats.org/drawingml/2006/main">
-              <a:graphicData uri="http://schemas.openxmlformats.org/drawingml/2006/picture">
-                <pic:pic xmlns:pic="http://schemas.openxmlformats.org/drawingml/2006/picture">
-                  <pic:nvPicPr>
-                    <pic:cNvPr id="1170814037" name="Picture 1" descr="A screenshot of a computer&#10;&#10;AI-generated content may be incorrect."/>
-                    <pic:cNvPicPr/>
-                  </pic:nvPicPr>
-                  <pic:blipFill>
-                    <a:blip r:embed="rId17"/>
-                    <a:stretch>
-                      <a:fillRect/>
-                    </a:stretch>
-                  </pic:blipFill>
-                  <pic:spPr>
-                    <a:xfrm>
-                      <a:off x="0" y="0"/>
-                      <a:ext cx="6115615" cy="1279336"/>
-                    </a:xfrm>
-                    <a:prstGeom prst="rect">
-                      <a:avLst/>
-                    </a:prstGeom>
-                  </pic:spPr>
-                </pic:pic>
-              </a:graphicData>
-            </a:graphic>
-          </wp:inline>
-        </w:drawing>
-      </w:r>
-    </w:p>
-    <w:p>
-      <w:pPr>
-        <w:pStyle w:val="Bullet-"/>
-      </w:pPr>
-      <w:r>
-        <w:t>Quan sát kết quả qua 3 lần lặp:</w:t>
-      </w:r>
-    </w:p>
-    <w:p>
-      <w:pPr>
-        <w:pStyle w:val="Normaltop6"/>
-      </w:pPr>
-      <w:r>
-        <w:rPr>
-          <w:noProof/>
-        </w:rPr>
-        <w:drawing>
-          <wp:inline distT="0" distB="0" distL="0" distR="0" wp14:anchorId="05E66A34" wp14:editId="656EEF56">
-            <wp:extent cx="6027089" cy="2739586"/>
-            <wp:effectExtent l="0" t="0" r="0" b="3810"/>
-            <wp:docPr id="1778889077" name="Picture 1" descr="A screenshot of a math test&#10;&#10;AI-generated content may be incorrect."/>
-            <wp:cNvGraphicFramePr>
-              <a:graphicFrameLocks xmlns:a="http://schemas.openxmlformats.org/drawingml/2006/main" noChangeAspect="1"/>
-            </wp:cNvGraphicFramePr>
-            <a:graphic xmlns:a="http://schemas.openxmlformats.org/drawingml/2006/main">
-              <a:graphicData uri="http://schemas.openxmlformats.org/drawingml/2006/picture">
-                <pic:pic xmlns:pic="http://schemas.openxmlformats.org/drawingml/2006/picture">
-                  <pic:nvPicPr>
-                    <pic:cNvPr id="1778889077" name="Picture 1" descr="A screenshot of a math test&#10;&#10;AI-generated content may be incorrect."/>
-                    <pic:cNvPicPr/>
-                  </pic:nvPicPr>
-                  <pic:blipFill>
-                    <a:blip r:embed="rId18"/>
-                    <a:stretch>
-                      <a:fillRect/>
-                    </a:stretch>
-                  </pic:blipFill>
-                  <pic:spPr>
-                    <a:xfrm>
-                      <a:off x="0" y="0"/>
-                      <a:ext cx="6031399" cy="2741545"/>
-                    </a:xfrm>
-                    <a:prstGeom prst="rect">
-                      <a:avLst/>
-                    </a:prstGeom>
-                  </pic:spPr>
-                </pic:pic>
-              </a:graphicData>
-            </a:graphic>
-          </wp:inline>
-        </w:drawing>
-      </w:r>
-    </w:p>
-    <w:p>
-      <w:pPr>
-        <w:pStyle w:val="Heading2"/>
-      </w:pPr>
-      <w:bookmarkStart w:id="16" w:name="_Toc199946234"/>
-      <w:r>
-        <w:t xml:space="preserve">Dự đoán </w:t>
-      </w:r>
-      <w:r>
-        <w:t>và đánh giá mô hình theo</w:t>
-      </w:r>
-      <w:r>
-        <w:t xml:space="preserve"> tập</w:t>
-      </w:r>
-      <w:r>
-        <w:t xml:space="preserve"> </w:t>
-      </w:r>
-      <w:r>
-        <w:t>test</w:t>
-      </w:r>
-      <w:bookmarkEnd w:id="16"/>
-    </w:p>
-    <w:p>
-      <w:pPr>
-        <w:pStyle w:val="Bullet-"/>
-      </w:pPr>
-      <w:r>
-        <w:t>Dự đoán</w:t>
-      </w:r>
-      <w:r>
-        <w:t>:</w:t>
-      </w:r>
-    </w:p>
-    <w:p>
-      <w:pPr>
-        <w:pStyle w:val="Bullet-"/>
-        <w:numPr>
-          <w:ilvl w:val="0"/>
-          <w:numId w:val="0"/>
-        </w:numPr>
-        <w:ind w:left="630"/>
-      </w:pPr>
-      <w:r>
-        <w:rPr>
-          <w:noProof/>
-        </w:rPr>
-        <w:drawing>
-          <wp:inline distT="0" distB="0" distL="0" distR="0" wp14:anchorId="218BDD61" wp14:editId="2DEDD267">
-            <wp:extent cx="6053667" cy="2868460"/>
-            <wp:effectExtent l="0" t="0" r="4445" b="8255"/>
-            <wp:docPr id="511783779" name="Picture 1" descr="A screenshot of a computer&#10;&#10;AI-generated content may be incorrect."/>
-            <wp:cNvGraphicFramePr>
-              <a:graphicFrameLocks xmlns:a="http://schemas.openxmlformats.org/drawingml/2006/main" noChangeAspect="1"/>
-            </wp:cNvGraphicFramePr>
-            <a:graphic xmlns:a="http://schemas.openxmlformats.org/drawingml/2006/main">
-              <a:graphicData uri="http://schemas.openxmlformats.org/drawingml/2006/picture">
-                <pic:pic xmlns:pic="http://schemas.openxmlformats.org/drawingml/2006/picture">
-                  <pic:nvPicPr>
-                    <pic:cNvPr id="511783779" name="Picture 1" descr="A screenshot of a computer&#10;&#10;AI-generated content may be incorrect."/>
-                    <pic:cNvPicPr/>
-                  </pic:nvPicPr>
-                  <pic:blipFill>
-                    <a:blip r:embed="rId19"/>
-                    <a:stretch>
-                      <a:fillRect/>
-                    </a:stretch>
-                  </pic:blipFill>
-                  <pic:spPr>
-                    <a:xfrm>
-                      <a:off x="0" y="0"/>
-                      <a:ext cx="6058276" cy="2870644"/>
-                    </a:xfrm>
-                    <a:prstGeom prst="rect">
-                      <a:avLst/>
-                    </a:prstGeom>
-                  </pic:spPr>
-                </pic:pic>
-              </a:graphicData>
-            </a:graphic>
-          </wp:inline>
-        </w:drawing>
-      </w:r>
-    </w:p>
-    <w:p>
-      <w:pPr>
-        <w:pStyle w:val="Bullet-"/>
-      </w:pPr>
-      <w:r>
-        <w:t>Đánh giá:</w:t>
-      </w:r>
-    </w:p>
-    <w:p>
-      <w:pPr>
-        <w:pStyle w:val="Normaltop6"/>
-      </w:pPr>
-      <w:r>
-        <w:rPr>
-          <w:noProof/>
-        </w:rPr>
-        <w:lastRenderedPageBreak/>
-        <w:drawing>
-          <wp:inline distT="0" distB="0" distL="0" distR="0" wp14:anchorId="5F5DAB6E" wp14:editId="79F21F5D">
-            <wp:extent cx="5022641" cy="2878667"/>
-            <wp:effectExtent l="0" t="0" r="6985" b="0"/>
-            <wp:docPr id="1776026218" name="Picture 1" descr="A table of maths&#10;&#10;AI-generated content may be incorrect."/>
-            <wp:cNvGraphicFramePr>
-              <a:graphicFrameLocks xmlns:a="http://schemas.openxmlformats.org/drawingml/2006/main" noChangeAspect="1"/>
-            </wp:cNvGraphicFramePr>
-            <a:graphic xmlns:a="http://schemas.openxmlformats.org/drawingml/2006/main">
-              <a:graphicData uri="http://schemas.openxmlformats.org/drawingml/2006/picture">
-                <pic:pic xmlns:pic="http://schemas.openxmlformats.org/drawingml/2006/picture">
-                  <pic:nvPicPr>
-                    <pic:cNvPr id="1776026218" name="Picture 1" descr="A table of maths&#10;&#10;AI-generated content may be incorrect."/>
-                    <pic:cNvPicPr/>
-                  </pic:nvPicPr>
-                  <pic:blipFill>
-                    <a:blip r:embed="rId20"/>
-                    <a:stretch>
-                      <a:fillRect/>
-                    </a:stretch>
-                  </pic:blipFill>
-                  <pic:spPr>
-                    <a:xfrm>
-                      <a:off x="0" y="0"/>
-                      <a:ext cx="5033735" cy="2885025"/>
-                    </a:xfrm>
-                    <a:prstGeom prst="rect">
-                      <a:avLst/>
-                    </a:prstGeom>
-                  </pic:spPr>
-                </pic:pic>
-              </a:graphicData>
-            </a:graphic>
-          </wp:inline>
-        </w:drawing>
-      </w:r>
-    </w:p>
-    <w:p>
-      <w:pPr>
-        <w:pStyle w:val="Heading1"/>
-        <w:rPr>
-          <w:lang w:val="vi-VN"/>
-        </w:rPr>
-      </w:pPr>
-      <w:bookmarkStart w:id="17" w:name="_Toc199946235"/>
-      <w:r>
-        <w:rPr>
-          <w:lang w:val="en"/>
-        </w:rPr>
-        <w:t>T</w:t>
-      </w:r>
-      <w:r>
-        <w:rPr>
-          <w:lang w:val="en"/>
-        </w:rPr>
-        <w:t xml:space="preserve">ìm phương trình </w:t>
-      </w:r>
-      <w:r>
-        <w:t>Logistic Regression</w:t>
-      </w:r>
-      <w:r>
-        <w:rPr>
-          <w:lang w:val="en"/>
-        </w:rPr>
-        <w:t xml:space="preserve"> </w:t>
-      </w:r>
-      <w:r>
-        <w:rPr>
-          <w:lang w:val="en"/>
-        </w:rPr>
-        <w:t>dùng Python</w:t>
-      </w:r>
-      <w:bookmarkEnd w:id="17"/>
-    </w:p>
-    <w:p>
-      <w:pPr>
-        <w:pStyle w:val="Heading2"/>
-      </w:pPr>
-      <w:bookmarkStart w:id="18" w:name="_Toc199946236"/>
-      <w:r>
-        <w:t>Chuẩn bị các function</w:t>
-      </w:r>
-      <w:bookmarkEnd w:id="18"/>
-    </w:p>
-    <w:p>
-      <w:pPr>
-        <w:pStyle w:val="Normaltop6"/>
-      </w:pPr>
-      <w:r>
-        <w:rPr>
-          <w:noProof/>
-        </w:rPr>
         <w:drawing>
           <wp:inline distT="0" distB="0" distL="0" distR="0" wp14:anchorId="0D1E1EF4" wp14:editId="13D4E489">
             <wp:extent cx="4420415" cy="2687045"/>
@@ -22791,7 +20056,7 @@
                     <pic:cNvPicPr/>
                   </pic:nvPicPr>
                   <pic:blipFill>
-                    <a:blip r:embed="rId21"/>
+                    <a:blip r:embed="rId10"/>
                     <a:stretch>
                       <a:fillRect/>
                     </a:stretch>
@@ -22820,7 +20085,6 @@
         <w:rPr>
           <w:noProof/>
         </w:rPr>
-        <w:lastRenderedPageBreak/>
         <w:drawing>
           <wp:inline distT="0" distB="0" distL="0" distR="0" wp14:anchorId="5B1DD222" wp14:editId="75CA287C">
             <wp:extent cx="4465291" cy="2464479"/>
@@ -22837,7 +20101,7 @@
                     <pic:cNvPicPr/>
                   </pic:nvPicPr>
                   <pic:blipFill>
-                    <a:blip r:embed="rId22"/>
+                    <a:blip r:embed="rId11"/>
                     <a:stretch>
                       <a:fillRect/>
                     </a:stretch>
@@ -22882,7 +20146,7 @@
                     <pic:cNvPicPr/>
                   </pic:nvPicPr>
                   <pic:blipFill>
-                    <a:blip r:embed="rId23"/>
+                    <a:blip r:embed="rId12"/>
                     <a:stretch>
                       <a:fillRect/>
                     </a:stretch>
@@ -22911,6 +20175,7 @@
         <w:rPr>
           <w:noProof/>
         </w:rPr>
+        <w:lastRenderedPageBreak/>
         <w:drawing>
           <wp:inline distT="0" distB="0" distL="0" distR="0" wp14:anchorId="6DD3CCAF" wp14:editId="6267CE7F">
             <wp:extent cx="3295752" cy="1763848"/>
@@ -22927,7 +20192,7 @@
                     <pic:cNvPicPr/>
                   </pic:nvPicPr>
                   <pic:blipFill>
-                    <a:blip r:embed="rId24"/>
+                    <a:blip r:embed="rId13"/>
                     <a:stretch>
                       <a:fillRect/>
                     </a:stretch>
@@ -22956,7 +20221,6 @@
         <w:rPr>
           <w:noProof/>
         </w:rPr>
-        <w:lastRenderedPageBreak/>
         <w:drawing>
           <wp:inline distT="0" distB="0" distL="0" distR="0" wp14:anchorId="1A1B6568" wp14:editId="655A625C">
             <wp:extent cx="3545274" cy="4537771"/>
@@ -22973,7 +20237,7 @@
                     <pic:cNvPicPr/>
                   </pic:nvPicPr>
                   <pic:blipFill>
-                    <a:blip r:embed="rId25"/>
+                    <a:blip r:embed="rId14"/>
                     <a:stretch>
                       <a:fillRect/>
                     </a:stretch>
@@ -22998,11 +20262,11 @@
       <w:pPr>
         <w:pStyle w:val="Heading2"/>
       </w:pPr>
-      <w:bookmarkStart w:id="19" w:name="_Toc199946237"/>
+      <w:bookmarkStart w:id="14" w:name="_Toc200115913"/>
       <w:r>
         <w:t>Đọc dữ liệu huấn luyện và test</w:t>
       </w:r>
-      <w:bookmarkEnd w:id="19"/>
+      <w:bookmarkEnd w:id="14"/>
     </w:p>
     <w:p>
       <w:pPr>
@@ -23028,7 +20292,7 @@
                     <pic:cNvPicPr/>
                   </pic:nvPicPr>
                   <pic:blipFill>
-                    <a:blip r:embed="rId26"/>
+                    <a:blip r:embed="rId15"/>
                     <a:stretch>
                       <a:fillRect/>
                     </a:stretch>
@@ -23073,7 +20337,7 @@
                     <pic:cNvPicPr/>
                   </pic:nvPicPr>
                   <pic:blipFill>
-                    <a:blip r:embed="rId27"/>
+                    <a:blip r:embed="rId16"/>
                     <a:stretch>
                       <a:fillRect/>
                     </a:stretch>
@@ -23102,6 +20366,7 @@
         <w:rPr>
           <w:noProof/>
         </w:rPr>
+        <w:lastRenderedPageBreak/>
         <w:drawing>
           <wp:inline distT="0" distB="0" distL="0" distR="0" wp14:anchorId="478406CF" wp14:editId="07B0C8F9">
             <wp:extent cx="5349484" cy="627889"/>
@@ -23118,7 +20383,7 @@
                     <pic:cNvPicPr/>
                   </pic:nvPicPr>
                   <pic:blipFill>
-                    <a:blip r:embed="rId28"/>
+                    <a:blip r:embed="rId17"/>
                     <a:stretch>
                       <a:fillRect/>
                     </a:stretch>
@@ -23163,7 +20428,7 @@
                     <pic:cNvPicPr/>
                   </pic:nvPicPr>
                   <pic:blipFill>
-                    <a:blip r:embed="rId29"/>
+                    <a:blip r:embed="rId18"/>
                     <a:stretch>
                       <a:fillRect/>
                     </a:stretch>
@@ -23192,7 +20457,6 @@
         <w:rPr>
           <w:noProof/>
         </w:rPr>
-        <w:lastRenderedPageBreak/>
         <w:drawing>
           <wp:inline distT="0" distB="0" distL="0" distR="0" wp14:anchorId="6324B0F3" wp14:editId="46F84695">
             <wp:extent cx="5750451" cy="562847"/>
@@ -23209,7 +20473,7 @@
                     <pic:cNvPicPr/>
                   </pic:nvPicPr>
                   <pic:blipFill>
-                    <a:blip r:embed="rId30"/>
+                    <a:blip r:embed="rId19"/>
                     <a:stretch>
                       <a:fillRect/>
                     </a:stretch>
@@ -23234,11 +20498,11 @@
       <w:pPr>
         <w:pStyle w:val="Heading2"/>
       </w:pPr>
-      <w:bookmarkStart w:id="20" w:name="_Toc199946238"/>
+      <w:bookmarkStart w:id="15" w:name="_Toc200115914"/>
       <w:r>
         <w:t>Chạy tính toán mô hình</w:t>
       </w:r>
-      <w:bookmarkEnd w:id="20"/>
+      <w:bookmarkEnd w:id="15"/>
     </w:p>
     <w:p>
       <w:pPr>
@@ -23251,7 +20515,19 @@
         <w:rPr>
           <w:lang w:val="en"/>
         </w:rPr>
-        <w:t>Chạy mô hình với 3 lần lặp</w:t>
+        <w:t>Chạy</w:t>
+      </w:r>
+      <w:r>
+        <w:rPr>
+          <w:lang w:val="en"/>
+        </w:rPr>
+        <w:t xml:space="preserve"> thử</w:t>
+      </w:r>
+      <w:r>
+        <w:rPr>
+          <w:lang w:val="en"/>
+        </w:rPr>
+        <w:t xml:space="preserve"> mô hình với 3 lần lặp</w:t>
       </w:r>
     </w:p>
     <w:p>
@@ -23263,9 +20539,9 @@
           <w:noProof/>
         </w:rPr>
         <w:drawing>
-          <wp:inline distT="0" distB="0" distL="0" distR="0" wp14:anchorId="6837AB77" wp14:editId="5A44AC83">
-            <wp:extent cx="6286500" cy="3093085"/>
-            <wp:effectExtent l="0" t="0" r="0" b="0"/>
+          <wp:inline distT="0" distB="0" distL="0" distR="0" wp14:anchorId="6837AB77" wp14:editId="6C47FFF1">
+            <wp:extent cx="5829300" cy="2868133"/>
+            <wp:effectExtent l="0" t="0" r="0" b="8890"/>
             <wp:docPr id="1113434189" name="Picture 1" descr="A screenshot of a computer program&#10;&#10;AI-generated content may be incorrect."/>
             <wp:cNvGraphicFramePr>
               <a:graphicFrameLocks xmlns:a="http://schemas.openxmlformats.org/drawingml/2006/main" noChangeAspect="1"/>
@@ -23278,7 +20554,7 @@
                     <pic:cNvPicPr/>
                   </pic:nvPicPr>
                   <pic:blipFill>
-                    <a:blip r:embed="rId31"/>
+                    <a:blip r:embed="rId20"/>
                     <a:stretch>
                       <a:fillRect/>
                     </a:stretch>
@@ -23286,7 +20562,7 @@
                   <pic:spPr>
                     <a:xfrm>
                       <a:off x="0" y="0"/>
-                      <a:ext cx="6286500" cy="3093085"/>
+                      <a:ext cx="5833433" cy="2870166"/>
                     </a:xfrm>
                     <a:prstGeom prst="rect">
                       <a:avLst/>
@@ -23303,20 +20579,20 @@
       <w:pPr>
         <w:pStyle w:val="Bullet-"/>
         <w:rPr>
-          <w:lang w:val="vi-VN"/>
+          <w:lang w:val="en"/>
         </w:rPr>
       </w:pPr>
       <w:r>
-        <w:t xml:space="preserve">So sánh </w:t>
-      </w:r>
-      <w:r>
-        <w:t xml:space="preserve">kết quả </w:t>
-      </w:r>
-      <w:r>
-        <w:t>với excel</w:t>
-      </w:r>
-      <w:r>
-        <w:t xml:space="preserve"> → khớp</w:t>
+        <w:rPr>
+          <w:lang w:val="en"/>
+        </w:rPr>
+        <w:t xml:space="preserve">Chạy thử mô hình với </w:t>
+      </w:r>
+      <w:r>
+        <w:rPr>
+          <w:lang w:val="en"/>
+        </w:rPr>
+        <w:t>n lần lặp</w:t>
       </w:r>
     </w:p>
     <w:p>
@@ -23324,14 +20600,12 @@
         <w:pStyle w:val="Normaltop6"/>
       </w:pPr>
       <w:r>
-        <w:rPr>
-          <w:noProof/>
-        </w:rPr>
+        <w:lastRenderedPageBreak/>
         <w:drawing>
-          <wp:inline distT="0" distB="0" distL="0" distR="0" wp14:anchorId="0F1C3122" wp14:editId="17C0CC68">
-            <wp:extent cx="3999889" cy="3626722"/>
-            <wp:effectExtent l="0" t="0" r="635" b="0"/>
-            <wp:docPr id="990355120" name="Picture 1" descr="A screenshot of a computer&#10;&#10;AI-generated content may be incorrect."/>
+          <wp:inline distT="0" distB="0" distL="0" distR="0" wp14:anchorId="3571588D" wp14:editId="49D6CA11">
+            <wp:extent cx="5715798" cy="7039957"/>
+            <wp:effectExtent l="0" t="0" r="0" b="8890"/>
+            <wp:docPr id="1237388793" name="Picture 1" descr="A screen shot of a computer program&#10;&#10;AI-generated content may be incorrect."/>
             <wp:cNvGraphicFramePr>
               <a:graphicFrameLocks xmlns:a="http://schemas.openxmlformats.org/drawingml/2006/main" noChangeAspect="1"/>
             </wp:cNvGraphicFramePr>
@@ -23339,11 +20613,11 @@
               <a:graphicData uri="http://schemas.openxmlformats.org/drawingml/2006/picture">
                 <pic:pic xmlns:pic="http://schemas.openxmlformats.org/drawingml/2006/picture">
                   <pic:nvPicPr>
-                    <pic:cNvPr id="990355120" name="Picture 1" descr="A screenshot of a computer&#10;&#10;AI-generated content may be incorrect."/>
+                    <pic:cNvPr id="1237388793" name="Picture 1" descr="A screen shot of a computer program&#10;&#10;AI-generated content may be incorrect."/>
                     <pic:cNvPicPr/>
                   </pic:nvPicPr>
                   <pic:blipFill>
-                    <a:blip r:embed="rId32"/>
+                    <a:blip r:embed="rId21"/>
                     <a:stretch>
                       <a:fillRect/>
                     </a:stretch>
@@ -23351,7 +20625,7 @@
                   <pic:spPr>
                     <a:xfrm>
                       <a:off x="0" y="0"/>
-                      <a:ext cx="4005971" cy="3632236"/>
+                      <a:ext cx="5715798" cy="7039957"/>
                     </a:xfrm>
                     <a:prstGeom prst="rect">
                       <a:avLst/>
@@ -23364,9 +20638,52 @@
         </w:drawing>
       </w:r>
     </w:p>
+    <w:p>
+      <w:pPr>
+        <w:pStyle w:val="Normaltop6"/>
+      </w:pPr>
+      <w:r>
+        <w:lastRenderedPageBreak/>
+        <w:drawing>
+          <wp:inline distT="0" distB="0" distL="0" distR="0" wp14:anchorId="1DC80B4A" wp14:editId="242FD111">
+            <wp:extent cx="6286500" cy="4080510"/>
+            <wp:effectExtent l="0" t="0" r="0" b="0"/>
+            <wp:docPr id="600790979" name="Picture 1" descr="A screenshot of a computer program&#10;&#10;AI-generated content may be incorrect."/>
+            <wp:cNvGraphicFramePr>
+              <a:graphicFrameLocks xmlns:a="http://schemas.openxmlformats.org/drawingml/2006/main" noChangeAspect="1"/>
+            </wp:cNvGraphicFramePr>
+            <a:graphic xmlns:a="http://schemas.openxmlformats.org/drawingml/2006/main">
+              <a:graphicData uri="http://schemas.openxmlformats.org/drawingml/2006/picture">
+                <pic:pic xmlns:pic="http://schemas.openxmlformats.org/drawingml/2006/picture">
+                  <pic:nvPicPr>
+                    <pic:cNvPr id="600790979" name="Picture 1" descr="A screenshot of a computer program&#10;&#10;AI-generated content may be incorrect."/>
+                    <pic:cNvPicPr/>
+                  </pic:nvPicPr>
+                  <pic:blipFill>
+                    <a:blip r:embed="rId22"/>
+                    <a:stretch>
+                      <a:fillRect/>
+                    </a:stretch>
+                  </pic:blipFill>
+                  <pic:spPr>
+                    <a:xfrm>
+                      <a:off x="0" y="0"/>
+                      <a:ext cx="6286500" cy="4080510"/>
+                    </a:xfrm>
+                    <a:prstGeom prst="rect">
+                      <a:avLst/>
+                    </a:prstGeom>
+                  </pic:spPr>
+                </pic:pic>
+              </a:graphicData>
+            </a:graphic>
+          </wp:inline>
+        </w:drawing>
+      </w:r>
+    </w:p>
     <w:sectPr>
-      <w:headerReference w:type="default" r:id="rId33"/>
-      <w:footerReference w:type="default" r:id="rId34"/>
+      <w:headerReference w:type="default" r:id="rId23"/>
+      <w:footerReference w:type="default" r:id="rId24"/>
       <w:pgSz w:w="12240" w:h="15840"/>
       <w:pgMar w:top="1260" w:right="990" w:bottom="1350" w:left="1350" w:header="720" w:footer="364" w:gutter="0"/>
       <w:cols w:space="720"/>
